--- a/thesis/thesis_FINAL.docx
+++ b/thesis/thesis_FINAL.docx
@@ -686,7 +686,7 @@
           <w:sz w:val="28"/>
           <w:szCs w:val="28"/>
         </w:rPr>
-        <w:t xml:space="preserve">Обсяг роботи: основний текст — 22 сторінки, 7 рисунків, 8 таблиць, список джерел — 42 позиції, 7 додатків.</w:t>
+        <w:t xml:space="preserve">Обсяг роботи: основний текст — 23 сторінки, 7 рисунків, 8 таблиць, список джерел — 42 позиції, 7 додатків.</w:t>
       </w:r>
     </w:p>
     <w:p>
@@ -932,7 +932,7 @@
           <w:sz w:val="28"/>
           <w:szCs w:val="28"/>
         </w:rPr>
-        <w:t xml:space="preserve">Thesis scope: main text — 22 pages, 7 figures, 8 tables, reference list — 42 entries, 7 appendices.</w:t>
+        <w:t xml:space="preserve">Thesis scope: main text — 23 pages, 7 figures, 8 tables, reference list — 42 entries, 7 appendices.</w:t>
       </w:r>
     </w:p>
     <w:p>
@@ -986,6 +986,1460 @@
           <w:sz w:val="28"/>
           <w:szCs w:val="28"/>
         </w:rPr>
+        <w:t xml:space="preserve">ЗМІСТ</w:t>
+      </w:r>
+    </w:p>
+    <w:p>
+      <w:pPr>
+        <w:spacing w:line="360" w:lineRule="auto"/>
+      </w:pPr>
+      <w:r>
+        <w:rPr>
+          <w:rFonts w:ascii="Times New Roman" w:cs="Times New Roman" w:eastAsia="Times New Roman" w:hAnsi="Times New Roman"/>
+          <w:sz w:val="28"/>
+          <w:szCs w:val="28"/>
+        </w:rPr>
+        <w:t xml:space="preserve"/>
+      </w:r>
+    </w:p>
+    <w:p>
+      <w:pPr>
+        <w:tabs>
+          <w:tab w:val="right" w:pos="9354" w:leader="dot"/>
+        </w:tabs>
+        <w:spacing w:after="0" w:before="0" w:line="360" w:lineRule="auto"/>
+        <w:ind w:firstLine="0"/>
+        <w:jc w:val="left"/>
+      </w:pPr>
+      <w:r>
+        <w:rPr>
+          <w:rFonts w:ascii="Times New Roman" w:cs="Times New Roman" w:eastAsia="Times New Roman" w:hAnsi="Times New Roman"/>
+          <w:sz w:val="28"/>
+          <w:szCs w:val="28"/>
+        </w:rPr>
+        <w:t xml:space="preserve">АНОТАЦІЯ</w:t>
+      </w:r>
+      <w:r>
+        <w:rPr>
+          <w:rFonts w:ascii="Times New Roman" w:cs="Times New Roman" w:eastAsia="Times New Roman" w:hAnsi="Times New Roman"/>
+          <w:sz w:val="28"/>
+          <w:szCs w:val="28"/>
+        </w:rPr>
+        <w:t xml:space="preserve">	2</w:t>
+      </w:r>
+    </w:p>
+    <w:p>
+      <w:pPr>
+        <w:tabs>
+          <w:tab w:val="right" w:pos="9354" w:leader="dot"/>
+        </w:tabs>
+        <w:spacing w:after="0" w:before="0" w:line="360" w:lineRule="auto"/>
+        <w:ind w:firstLine="0"/>
+        <w:jc w:val="left"/>
+      </w:pPr>
+      <w:r>
+        <w:rPr>
+          <w:rFonts w:ascii="Times New Roman" w:cs="Times New Roman" w:eastAsia="Times New Roman" w:hAnsi="Times New Roman"/>
+          <w:sz w:val="28"/>
+          <w:szCs w:val="28"/>
+        </w:rPr>
+        <w:t xml:space="preserve">ANNOTATION</w:t>
+      </w:r>
+      <w:r>
+        <w:rPr>
+          <w:rFonts w:ascii="Times New Roman" w:cs="Times New Roman" w:eastAsia="Times New Roman" w:hAnsi="Times New Roman"/>
+          <w:sz w:val="28"/>
+          <w:szCs w:val="28"/>
+        </w:rPr>
+        <w:t xml:space="preserve">	3</w:t>
+      </w:r>
+    </w:p>
+    <w:p>
+      <w:pPr>
+        <w:tabs>
+          <w:tab w:val="right" w:pos="9354" w:leader="dot"/>
+        </w:tabs>
+        <w:spacing w:after="0" w:before="0" w:line="360" w:lineRule="auto"/>
+        <w:ind w:firstLine="0"/>
+        <w:jc w:val="left"/>
+      </w:pPr>
+      <w:r>
+        <w:rPr>
+          <w:rFonts w:ascii="Times New Roman" w:cs="Times New Roman" w:eastAsia="Times New Roman" w:hAnsi="Times New Roman"/>
+          <w:sz w:val="28"/>
+          <w:szCs w:val="28"/>
+        </w:rPr>
+        <w:t xml:space="preserve">ПЕРЕЛІК УМОВНИХ ПОЗНАЧЕНЬ</w:t>
+      </w:r>
+      <w:r>
+        <w:rPr>
+          <w:rFonts w:ascii="Times New Roman" w:cs="Times New Roman" w:eastAsia="Times New Roman" w:hAnsi="Times New Roman"/>
+          <w:sz w:val="28"/>
+          <w:szCs w:val="28"/>
+        </w:rPr>
+        <w:t xml:space="preserve">	5</w:t>
+      </w:r>
+    </w:p>
+    <w:p>
+      <w:pPr>
+        <w:tabs>
+          <w:tab w:val="right" w:pos="9354" w:leader="dot"/>
+        </w:tabs>
+        <w:spacing w:after="0" w:before="0" w:line="360" w:lineRule="auto"/>
+        <w:ind w:firstLine="0"/>
+        <w:jc w:val="left"/>
+      </w:pPr>
+      <w:r>
+        <w:rPr>
+          <w:rFonts w:ascii="Times New Roman" w:cs="Times New Roman" w:eastAsia="Times New Roman" w:hAnsi="Times New Roman"/>
+          <w:sz w:val="28"/>
+          <w:szCs w:val="28"/>
+        </w:rPr>
+        <w:t xml:space="preserve">ВСТУП</w:t>
+      </w:r>
+      <w:r>
+        <w:rPr>
+          <w:rFonts w:ascii="Times New Roman" w:cs="Times New Roman" w:eastAsia="Times New Roman" w:hAnsi="Times New Roman"/>
+          <w:sz w:val="28"/>
+          <w:szCs w:val="28"/>
+        </w:rPr>
+        <w:t xml:space="preserve">	6</w:t>
+      </w:r>
+    </w:p>
+    <w:p>
+      <w:pPr>
+        <w:tabs>
+          <w:tab w:val="right" w:pos="9354" w:leader="dot"/>
+        </w:tabs>
+        <w:spacing w:after="0" w:before="0" w:line="360" w:lineRule="auto"/>
+        <w:ind w:firstLine="0"/>
+        <w:jc w:val="left"/>
+      </w:pPr>
+      <w:r>
+        <w:rPr>
+          <w:rFonts w:ascii="Times New Roman" w:cs="Times New Roman" w:eastAsia="Times New Roman" w:hAnsi="Times New Roman"/>
+          <w:sz w:val="28"/>
+          <w:szCs w:val="28"/>
+        </w:rPr>
+        <w:t xml:space="preserve">РОЗДІЛ 1  АНАЛІЗ ПРЕДМЕТНОЇ ОБЛАСТІ</w:t>
+      </w:r>
+      <w:r>
+        <w:rPr>
+          <w:rFonts w:ascii="Times New Roman" w:cs="Times New Roman" w:eastAsia="Times New Roman" w:hAnsi="Times New Roman"/>
+          <w:sz w:val="28"/>
+          <w:szCs w:val="28"/>
+        </w:rPr>
+        <w:t xml:space="preserve">	8</w:t>
+      </w:r>
+    </w:p>
+    <w:p>
+      <w:pPr>
+        <w:tabs>
+          <w:tab w:val="right" w:pos="9354" w:leader="dot"/>
+        </w:tabs>
+        <w:spacing w:after="0" w:before="0" w:line="360" w:lineRule="auto"/>
+        <w:ind w:firstLine="0"/>
+        <w:jc w:val="left"/>
+      </w:pPr>
+      <w:r>
+        <w:rPr>
+          <w:rFonts w:ascii="Times New Roman" w:cs="Times New Roman" w:eastAsia="Times New Roman" w:hAnsi="Times New Roman"/>
+          <w:sz w:val="28"/>
+          <w:szCs w:val="28"/>
+        </w:rPr>
+        <w:t xml:space="preserve">    1.1 Огляд ринку EdTech-платформ</w:t>
+      </w:r>
+      <w:r>
+        <w:rPr>
+          <w:rFonts w:ascii="Times New Roman" w:cs="Times New Roman" w:eastAsia="Times New Roman" w:hAnsi="Times New Roman"/>
+          <w:sz w:val="28"/>
+          <w:szCs w:val="28"/>
+        </w:rPr>
+        <w:t xml:space="preserve">	8</w:t>
+      </w:r>
+    </w:p>
+    <w:p>
+      <w:pPr>
+        <w:tabs>
+          <w:tab w:val="right" w:pos="9354" w:leader="dot"/>
+        </w:tabs>
+        <w:spacing w:after="0" w:before="0" w:line="360" w:lineRule="auto"/>
+        <w:ind w:firstLine="0"/>
+        <w:jc w:val="left"/>
+      </w:pPr>
+      <w:r>
+        <w:rPr>
+          <w:rFonts w:ascii="Times New Roman" w:cs="Times New Roman" w:eastAsia="Times New Roman" w:hAnsi="Times New Roman"/>
+          <w:sz w:val="28"/>
+          <w:szCs w:val="28"/>
+        </w:rPr>
+        <w:t xml:space="preserve">    1.2 Концепція адаптивного навчання</w:t>
+      </w:r>
+      <w:r>
+        <w:rPr>
+          <w:rFonts w:ascii="Times New Roman" w:cs="Times New Roman" w:eastAsia="Times New Roman" w:hAnsi="Times New Roman"/>
+          <w:sz w:val="28"/>
+          <w:szCs w:val="28"/>
+        </w:rPr>
+        <w:t xml:space="preserve">	10</w:t>
+      </w:r>
+    </w:p>
+    <w:p>
+      <w:pPr>
+        <w:tabs>
+          <w:tab w:val="right" w:pos="9354" w:leader="dot"/>
+        </w:tabs>
+        <w:spacing w:after="0" w:before="0" w:line="360" w:lineRule="auto"/>
+        <w:ind w:firstLine="0"/>
+        <w:jc w:val="left"/>
+      </w:pPr>
+      <w:r>
+        <w:rPr>
+          <w:rFonts w:ascii="Times New Roman" w:cs="Times New Roman" w:eastAsia="Times New Roman" w:hAnsi="Times New Roman"/>
+          <w:sz w:val="28"/>
+          <w:szCs w:val="28"/>
+        </w:rPr>
+        <w:t xml:space="preserve">    1.3 Гейміфікація в освіті</w:t>
+      </w:r>
+      <w:r>
+        <w:rPr>
+          <w:rFonts w:ascii="Times New Roman" w:cs="Times New Roman" w:eastAsia="Times New Roman" w:hAnsi="Times New Roman"/>
+          <w:sz w:val="28"/>
+          <w:szCs w:val="28"/>
+        </w:rPr>
+        <w:t xml:space="preserve">	11</w:t>
+      </w:r>
+    </w:p>
+    <w:p>
+      <w:pPr>
+        <w:tabs>
+          <w:tab w:val="right" w:pos="9354" w:leader="dot"/>
+        </w:tabs>
+        <w:spacing w:after="0" w:before="0" w:line="360" w:lineRule="auto"/>
+        <w:ind w:firstLine="0"/>
+        <w:jc w:val="left"/>
+      </w:pPr>
+      <w:r>
+        <w:rPr>
+          <w:rFonts w:ascii="Times New Roman" w:cs="Times New Roman" w:eastAsia="Times New Roman" w:hAnsi="Times New Roman"/>
+          <w:sz w:val="28"/>
+          <w:szCs w:val="28"/>
+        </w:rPr>
+        <w:t xml:space="preserve">    1.4 Застосування LLM для генерації контенту</w:t>
+      </w:r>
+      <w:r>
+        <w:rPr>
+          <w:rFonts w:ascii="Times New Roman" w:cs="Times New Roman" w:eastAsia="Times New Roman" w:hAnsi="Times New Roman"/>
+          <w:sz w:val="28"/>
+          <w:szCs w:val="28"/>
+        </w:rPr>
+        <w:t xml:space="preserve">	12</w:t>
+      </w:r>
+    </w:p>
+    <w:p>
+      <w:pPr>
+        <w:tabs>
+          <w:tab w:val="right" w:pos="9354" w:leader="dot"/>
+        </w:tabs>
+        <w:spacing w:after="0" w:before="0" w:line="360" w:lineRule="auto"/>
+        <w:ind w:firstLine="0"/>
+        <w:jc w:val="left"/>
+      </w:pPr>
+      <w:r>
+        <w:rPr>
+          <w:rFonts w:ascii="Times New Roman" w:cs="Times New Roman" w:eastAsia="Times New Roman" w:hAnsi="Times New Roman"/>
+          <w:sz w:val="28"/>
+          <w:szCs w:val="28"/>
+        </w:rPr>
+        <w:t xml:space="preserve">    1.5 Функціональні вимоги до платформи Stride</w:t>
+      </w:r>
+      <w:r>
+        <w:rPr>
+          <w:rFonts w:ascii="Times New Roman" w:cs="Times New Roman" w:eastAsia="Times New Roman" w:hAnsi="Times New Roman"/>
+          <w:sz w:val="28"/>
+          <w:szCs w:val="28"/>
+        </w:rPr>
+        <w:t xml:space="preserve">	13</w:t>
+      </w:r>
+    </w:p>
+    <w:p>
+      <w:pPr>
+        <w:tabs>
+          <w:tab w:val="right" w:pos="9354" w:leader="dot"/>
+        </w:tabs>
+        <w:spacing w:after="0" w:before="0" w:line="360" w:lineRule="auto"/>
+        <w:ind w:firstLine="0"/>
+        <w:jc w:val="left"/>
+      </w:pPr>
+      <w:r>
+        <w:rPr>
+          <w:rFonts w:ascii="Times New Roman" w:cs="Times New Roman" w:eastAsia="Times New Roman" w:hAnsi="Times New Roman"/>
+          <w:sz w:val="28"/>
+          <w:szCs w:val="28"/>
+        </w:rPr>
+        <w:t xml:space="preserve">    1.6 Нефункціональні вимоги</w:t>
+      </w:r>
+      <w:r>
+        <w:rPr>
+          <w:rFonts w:ascii="Times New Roman" w:cs="Times New Roman" w:eastAsia="Times New Roman" w:hAnsi="Times New Roman"/>
+          <w:sz w:val="28"/>
+          <w:szCs w:val="28"/>
+        </w:rPr>
+        <w:t xml:space="preserve">	14</w:t>
+      </w:r>
+    </w:p>
+    <w:p>
+      <w:pPr>
+        <w:tabs>
+          <w:tab w:val="right" w:pos="9354" w:leader="dot"/>
+        </w:tabs>
+        <w:spacing w:after="0" w:before="0" w:line="360" w:lineRule="auto"/>
+        <w:ind w:firstLine="0"/>
+        <w:jc w:val="left"/>
+      </w:pPr>
+      <w:r>
+        <w:rPr>
+          <w:rFonts w:ascii="Times New Roman" w:cs="Times New Roman" w:eastAsia="Times New Roman" w:hAnsi="Times New Roman"/>
+          <w:sz w:val="28"/>
+          <w:szCs w:val="28"/>
+        </w:rPr>
+        <w:t xml:space="preserve">    Висновки до розділу 1</w:t>
+      </w:r>
+      <w:r>
+        <w:rPr>
+          <w:rFonts w:ascii="Times New Roman" w:cs="Times New Roman" w:eastAsia="Times New Roman" w:hAnsi="Times New Roman"/>
+          <w:sz w:val="28"/>
+          <w:szCs w:val="28"/>
+        </w:rPr>
+        <w:t xml:space="preserve">	15</w:t>
+      </w:r>
+    </w:p>
+    <w:p>
+      <w:pPr>
+        <w:tabs>
+          <w:tab w:val="right" w:pos="9354" w:leader="dot"/>
+        </w:tabs>
+        <w:spacing w:after="0" w:before="0" w:line="360" w:lineRule="auto"/>
+        <w:ind w:firstLine="0"/>
+        <w:jc w:val="left"/>
+      </w:pPr>
+      <w:r>
+        <w:rPr>
+          <w:rFonts w:ascii="Times New Roman" w:cs="Times New Roman" w:eastAsia="Times New Roman" w:hAnsi="Times New Roman"/>
+          <w:sz w:val="28"/>
+          <w:szCs w:val="28"/>
+        </w:rPr>
+        <w:t xml:space="preserve">РОЗДІЛ 2  ПРОЄКТУВАННЯ СИСТЕМИ</w:t>
+      </w:r>
+      <w:r>
+        <w:rPr>
+          <w:rFonts w:ascii="Times New Roman" w:cs="Times New Roman" w:eastAsia="Times New Roman" w:hAnsi="Times New Roman"/>
+          <w:sz w:val="28"/>
+          <w:szCs w:val="28"/>
+        </w:rPr>
+        <w:t xml:space="preserve">	16</w:t>
+      </w:r>
+    </w:p>
+    <w:p>
+      <w:pPr>
+        <w:tabs>
+          <w:tab w:val="right" w:pos="9354" w:leader="dot"/>
+        </w:tabs>
+        <w:spacing w:after="0" w:before="0" w:line="360" w:lineRule="auto"/>
+        <w:ind w:firstLine="0"/>
+        <w:jc w:val="left"/>
+      </w:pPr>
+      <w:r>
+        <w:rPr>
+          <w:rFonts w:ascii="Times New Roman" w:cs="Times New Roman" w:eastAsia="Times New Roman" w:hAnsi="Times New Roman"/>
+          <w:sz w:val="28"/>
+          <w:szCs w:val="28"/>
+        </w:rPr>
+        <w:t xml:space="preserve">    2.1 Загальна архітектура платформи</w:t>
+      </w:r>
+      <w:r>
+        <w:rPr>
+          <w:rFonts w:ascii="Times New Roman" w:cs="Times New Roman" w:eastAsia="Times New Roman" w:hAnsi="Times New Roman"/>
+          <w:sz w:val="28"/>
+          <w:szCs w:val="28"/>
+        </w:rPr>
+        <w:t xml:space="preserve">	16</w:t>
+      </w:r>
+    </w:p>
+    <w:p>
+      <w:pPr>
+        <w:tabs>
+          <w:tab w:val="right" w:pos="9354" w:leader="dot"/>
+        </w:tabs>
+        <w:spacing w:after="0" w:before="0" w:line="360" w:lineRule="auto"/>
+        <w:ind w:firstLine="0"/>
+        <w:jc w:val="left"/>
+      </w:pPr>
+      <w:r>
+        <w:rPr>
+          <w:rFonts w:ascii="Times New Roman" w:cs="Times New Roman" w:eastAsia="Times New Roman" w:hAnsi="Times New Roman"/>
+          <w:sz w:val="28"/>
+          <w:szCs w:val="28"/>
+        </w:rPr>
+        <w:t xml:space="preserve">    2.2 Модель даних</w:t>
+      </w:r>
+      <w:r>
+        <w:rPr>
+          <w:rFonts w:ascii="Times New Roman" w:cs="Times New Roman" w:eastAsia="Times New Roman" w:hAnsi="Times New Roman"/>
+          <w:sz w:val="28"/>
+          <w:szCs w:val="28"/>
+        </w:rPr>
+        <w:t xml:space="preserve">	17</w:t>
+      </w:r>
+    </w:p>
+    <w:p>
+      <w:pPr>
+        <w:tabs>
+          <w:tab w:val="right" w:pos="9354" w:leader="dot"/>
+        </w:tabs>
+        <w:spacing w:after="0" w:before="0" w:line="360" w:lineRule="auto"/>
+        <w:ind w:firstLine="0"/>
+        <w:jc w:val="left"/>
+      </w:pPr>
+      <w:r>
+        <w:rPr>
+          <w:rFonts w:ascii="Times New Roman" w:cs="Times New Roman" w:eastAsia="Times New Roman" w:hAnsi="Times New Roman"/>
+          <w:sz w:val="28"/>
+          <w:szCs w:val="28"/>
+        </w:rPr>
+        <w:t xml:space="preserve">    2.3 Алгоритм адаптивного навчання</w:t>
+      </w:r>
+      <w:r>
+        <w:rPr>
+          <w:rFonts w:ascii="Times New Roman" w:cs="Times New Roman" w:eastAsia="Times New Roman" w:hAnsi="Times New Roman"/>
+          <w:sz w:val="28"/>
+          <w:szCs w:val="28"/>
+        </w:rPr>
+        <w:t xml:space="preserve">	19</w:t>
+      </w:r>
+    </w:p>
+    <w:p>
+      <w:pPr>
+        <w:tabs>
+          <w:tab w:val="right" w:pos="9354" w:leader="dot"/>
+        </w:tabs>
+        <w:spacing w:after="0" w:before="0" w:line="360" w:lineRule="auto"/>
+        <w:ind w:firstLine="0"/>
+        <w:jc w:val="left"/>
+      </w:pPr>
+      <w:r>
+        <w:rPr>
+          <w:rFonts w:ascii="Times New Roman" w:cs="Times New Roman" w:eastAsia="Times New Roman" w:hAnsi="Times New Roman"/>
+          <w:sz w:val="28"/>
+          <w:szCs w:val="28"/>
+        </w:rPr>
+        <w:t xml:space="preserve">    2.4 Пайплайн генерації завдань через ШІ</w:t>
+      </w:r>
+      <w:r>
+        <w:rPr>
+          <w:rFonts w:ascii="Times New Roman" w:cs="Times New Roman" w:eastAsia="Times New Roman" w:hAnsi="Times New Roman"/>
+          <w:sz w:val="28"/>
+          <w:szCs w:val="28"/>
+        </w:rPr>
+        <w:t xml:space="preserve">	20</w:t>
+      </w:r>
+    </w:p>
+    <w:p>
+      <w:pPr>
+        <w:tabs>
+          <w:tab w:val="right" w:pos="9354" w:leader="dot"/>
+        </w:tabs>
+        <w:spacing w:after="0" w:before="0" w:line="360" w:lineRule="auto"/>
+        <w:ind w:firstLine="0"/>
+        <w:jc w:val="left"/>
+      </w:pPr>
+      <w:r>
+        <w:rPr>
+          <w:rFonts w:ascii="Times New Roman" w:cs="Times New Roman" w:eastAsia="Times New Roman" w:hAnsi="Times New Roman"/>
+          <w:sz w:val="28"/>
+          <w:szCs w:val="28"/>
+        </w:rPr>
+        <w:t xml:space="preserve">    2.5 Система гейміфікації</w:t>
+      </w:r>
+      <w:r>
+        <w:rPr>
+          <w:rFonts w:ascii="Times New Roman" w:cs="Times New Roman" w:eastAsia="Times New Roman" w:hAnsi="Times New Roman"/>
+          <w:sz w:val="28"/>
+          <w:szCs w:val="28"/>
+        </w:rPr>
+        <w:t xml:space="preserve">	21</w:t>
+      </w:r>
+    </w:p>
+    <w:p>
+      <w:pPr>
+        <w:tabs>
+          <w:tab w:val="right" w:pos="9354" w:leader="dot"/>
+        </w:tabs>
+        <w:spacing w:after="0" w:before="0" w:line="360" w:lineRule="auto"/>
+        <w:ind w:firstLine="0"/>
+        <w:jc w:val="left"/>
+      </w:pPr>
+      <w:r>
+        <w:rPr>
+          <w:rFonts w:ascii="Times New Roman" w:cs="Times New Roman" w:eastAsia="Times New Roman" w:hAnsi="Times New Roman"/>
+          <w:sz w:val="28"/>
+          <w:szCs w:val="28"/>
+        </w:rPr>
+        <w:t xml:space="preserve">    2.6 Архітектура Angular-фронтенду</w:t>
+      </w:r>
+      <w:r>
+        <w:rPr>
+          <w:rFonts w:ascii="Times New Roman" w:cs="Times New Roman" w:eastAsia="Times New Roman" w:hAnsi="Times New Roman"/>
+          <w:sz w:val="28"/>
+          <w:szCs w:val="28"/>
+        </w:rPr>
+        <w:t xml:space="preserve">	22</w:t>
+      </w:r>
+    </w:p>
+    <w:p>
+      <w:pPr>
+        <w:tabs>
+          <w:tab w:val="right" w:pos="9354" w:leader="dot"/>
+        </w:tabs>
+        <w:spacing w:after="0" w:before="0" w:line="360" w:lineRule="auto"/>
+        <w:ind w:firstLine="0"/>
+        <w:jc w:val="left"/>
+      </w:pPr>
+      <w:r>
+        <w:rPr>
+          <w:rFonts w:ascii="Times New Roman" w:cs="Times New Roman" w:eastAsia="Times New Roman" w:hAnsi="Times New Roman"/>
+          <w:sz w:val="28"/>
+          <w:szCs w:val="28"/>
+        </w:rPr>
+        <w:t xml:space="preserve">    2.7 Безпека та автентифікація</w:t>
+      </w:r>
+      <w:r>
+        <w:rPr>
+          <w:rFonts w:ascii="Times New Roman" w:cs="Times New Roman" w:eastAsia="Times New Roman" w:hAnsi="Times New Roman"/>
+          <w:sz w:val="28"/>
+          <w:szCs w:val="28"/>
+        </w:rPr>
+        <w:t xml:space="preserve">	23</w:t>
+      </w:r>
+    </w:p>
+    <w:p>
+      <w:pPr>
+        <w:tabs>
+          <w:tab w:val="right" w:pos="9354" w:leader="dot"/>
+        </w:tabs>
+        <w:spacing w:after="0" w:before="0" w:line="360" w:lineRule="auto"/>
+        <w:ind w:firstLine="0"/>
+        <w:jc w:val="left"/>
+      </w:pPr>
+      <w:r>
+        <w:rPr>
+          <w:rFonts w:ascii="Times New Roman" w:cs="Times New Roman" w:eastAsia="Times New Roman" w:hAnsi="Times New Roman"/>
+          <w:sz w:val="28"/>
+          <w:szCs w:val="28"/>
+        </w:rPr>
+        <w:t xml:space="preserve">    Висновки до розділу 2</w:t>
+      </w:r>
+      <w:r>
+        <w:rPr>
+          <w:rFonts w:ascii="Times New Roman" w:cs="Times New Roman" w:eastAsia="Times New Roman" w:hAnsi="Times New Roman"/>
+          <w:sz w:val="28"/>
+          <w:szCs w:val="28"/>
+        </w:rPr>
+        <w:t xml:space="preserve">	23</w:t>
+      </w:r>
+    </w:p>
+    <w:p>
+      <w:pPr>
+        <w:tabs>
+          <w:tab w:val="right" w:pos="9354" w:leader="dot"/>
+        </w:tabs>
+        <w:spacing w:after="0" w:before="0" w:line="360" w:lineRule="auto"/>
+        <w:ind w:firstLine="0"/>
+        <w:jc w:val="left"/>
+      </w:pPr>
+      <w:r>
+        <w:rPr>
+          <w:rFonts w:ascii="Times New Roman" w:cs="Times New Roman" w:eastAsia="Times New Roman" w:hAnsi="Times New Roman"/>
+          <w:sz w:val="28"/>
+          <w:szCs w:val="28"/>
+        </w:rPr>
+        <w:t xml:space="preserve">РОЗДІЛ 3  РЕАЛІЗАЦІЯ ТА ТЕСТУВАННЯ</w:t>
+      </w:r>
+      <w:r>
+        <w:rPr>
+          <w:rFonts w:ascii="Times New Roman" w:cs="Times New Roman" w:eastAsia="Times New Roman" w:hAnsi="Times New Roman"/>
+          <w:sz w:val="28"/>
+          <w:szCs w:val="28"/>
+        </w:rPr>
+        <w:t xml:space="preserve">	24</w:t>
+      </w:r>
+    </w:p>
+    <w:p>
+      <w:pPr>
+        <w:tabs>
+          <w:tab w:val="right" w:pos="9354" w:leader="dot"/>
+        </w:tabs>
+        <w:spacing w:after="0" w:before="0" w:line="360" w:lineRule="auto"/>
+        <w:ind w:firstLine="0"/>
+        <w:jc w:val="left"/>
+      </w:pPr>
+      <w:r>
+        <w:rPr>
+          <w:rFonts w:ascii="Times New Roman" w:cs="Times New Roman" w:eastAsia="Times New Roman" w:hAnsi="Times New Roman"/>
+          <w:sz w:val="28"/>
+          <w:szCs w:val="28"/>
+        </w:rPr>
+        <w:t xml:space="preserve">    3.1 Опис інтерфейсу платформи</w:t>
+      </w:r>
+      <w:r>
+        <w:rPr>
+          <w:rFonts w:ascii="Times New Roman" w:cs="Times New Roman" w:eastAsia="Times New Roman" w:hAnsi="Times New Roman"/>
+          <w:sz w:val="28"/>
+          <w:szCs w:val="28"/>
+        </w:rPr>
+        <w:t xml:space="preserve">	24</w:t>
+      </w:r>
+    </w:p>
+    <w:p>
+      <w:pPr>
+        <w:tabs>
+          <w:tab w:val="right" w:pos="9354" w:leader="dot"/>
+        </w:tabs>
+        <w:spacing w:after="0" w:before="0" w:line="360" w:lineRule="auto"/>
+        <w:ind w:firstLine="0"/>
+        <w:jc w:val="left"/>
+      </w:pPr>
+      <w:r>
+        <w:rPr>
+          <w:rFonts w:ascii="Times New Roman" w:cs="Times New Roman" w:eastAsia="Times New Roman" w:hAnsi="Times New Roman"/>
+          <w:sz w:val="28"/>
+          <w:szCs w:val="28"/>
+        </w:rPr>
+        <w:t xml:space="preserve">    3.2 Інсталяція та налаштування</w:t>
+      </w:r>
+      <w:r>
+        <w:rPr>
+          <w:rFonts w:ascii="Times New Roman" w:cs="Times New Roman" w:eastAsia="Times New Roman" w:hAnsi="Times New Roman"/>
+          <w:sz w:val="28"/>
+          <w:szCs w:val="28"/>
+        </w:rPr>
+        <w:t xml:space="preserve">	26</w:t>
+      </w:r>
+    </w:p>
+    <w:p>
+      <w:pPr>
+        <w:tabs>
+          <w:tab w:val="right" w:pos="9354" w:leader="dot"/>
+        </w:tabs>
+        <w:spacing w:after="0" w:before="0" w:line="360" w:lineRule="auto"/>
+        <w:ind w:firstLine="0"/>
+        <w:jc w:val="left"/>
+      </w:pPr>
+      <w:r>
+        <w:rPr>
+          <w:rFonts w:ascii="Times New Roman" w:cs="Times New Roman" w:eastAsia="Times New Roman" w:hAnsi="Times New Roman"/>
+          <w:sz w:val="28"/>
+          <w:szCs w:val="28"/>
+        </w:rPr>
+        <w:t xml:space="preserve">    3.3 Керівництво користувача</w:t>
+      </w:r>
+      <w:r>
+        <w:rPr>
+          <w:rFonts w:ascii="Times New Roman" w:cs="Times New Roman" w:eastAsia="Times New Roman" w:hAnsi="Times New Roman"/>
+          <w:sz w:val="28"/>
+          <w:szCs w:val="28"/>
+        </w:rPr>
+        <w:t xml:space="preserve">	27</w:t>
+      </w:r>
+    </w:p>
+    <w:p>
+      <w:pPr>
+        <w:tabs>
+          <w:tab w:val="right" w:pos="9354" w:leader="dot"/>
+        </w:tabs>
+        <w:spacing w:after="0" w:before="0" w:line="360" w:lineRule="auto"/>
+        <w:ind w:firstLine="0"/>
+        <w:jc w:val="left"/>
+      </w:pPr>
+      <w:r>
+        <w:rPr>
+          <w:rFonts w:ascii="Times New Roman" w:cs="Times New Roman" w:eastAsia="Times New Roman" w:hAnsi="Times New Roman"/>
+          <w:sz w:val="28"/>
+          <w:szCs w:val="28"/>
+        </w:rPr>
+        <w:t xml:space="preserve">    3.4 Тестовий приклад</w:t>
+      </w:r>
+      <w:r>
+        <w:rPr>
+          <w:rFonts w:ascii="Times New Roman" w:cs="Times New Roman" w:eastAsia="Times New Roman" w:hAnsi="Times New Roman"/>
+          <w:sz w:val="28"/>
+          <w:szCs w:val="28"/>
+        </w:rPr>
+        <w:t xml:space="preserve">	28</w:t>
+      </w:r>
+    </w:p>
+    <w:p>
+      <w:pPr>
+        <w:tabs>
+          <w:tab w:val="right" w:pos="9354" w:leader="dot"/>
+        </w:tabs>
+        <w:spacing w:after="0" w:before="0" w:line="360" w:lineRule="auto"/>
+        <w:ind w:firstLine="0"/>
+        <w:jc w:val="left"/>
+      </w:pPr>
+      <w:r>
+        <w:rPr>
+          <w:rFonts w:ascii="Times New Roman" w:cs="Times New Roman" w:eastAsia="Times New Roman" w:hAnsi="Times New Roman"/>
+          <w:sz w:val="28"/>
+          <w:szCs w:val="28"/>
+        </w:rPr>
+        <w:t xml:space="preserve">    3.5 Аналіз результатів</w:t>
+      </w:r>
+      <w:r>
+        <w:rPr>
+          <w:rFonts w:ascii="Times New Roman" w:cs="Times New Roman" w:eastAsia="Times New Roman" w:hAnsi="Times New Roman"/>
+          <w:sz w:val="28"/>
+          <w:szCs w:val="28"/>
+        </w:rPr>
+        <w:t xml:space="preserve">	29</w:t>
+      </w:r>
+    </w:p>
+    <w:p>
+      <w:pPr>
+        <w:tabs>
+          <w:tab w:val="right" w:pos="9354" w:leader="dot"/>
+        </w:tabs>
+        <w:spacing w:after="0" w:before="0" w:line="360" w:lineRule="auto"/>
+        <w:ind w:firstLine="0"/>
+        <w:jc w:val="left"/>
+      </w:pPr>
+      <w:r>
+        <w:rPr>
+          <w:rFonts w:ascii="Times New Roman" w:cs="Times New Roman" w:eastAsia="Times New Roman" w:hAnsi="Times New Roman"/>
+          <w:sz w:val="28"/>
+          <w:szCs w:val="28"/>
+        </w:rPr>
+        <w:t xml:space="preserve">    Висновки до розділу 3</w:t>
+      </w:r>
+      <w:r>
+        <w:rPr>
+          <w:rFonts w:ascii="Times New Roman" w:cs="Times New Roman" w:eastAsia="Times New Roman" w:hAnsi="Times New Roman"/>
+          <w:sz w:val="28"/>
+          <w:szCs w:val="28"/>
+        </w:rPr>
+        <w:t xml:space="preserve">	30</w:t>
+      </w:r>
+    </w:p>
+    <w:p>
+      <w:pPr>
+        <w:tabs>
+          <w:tab w:val="right" w:pos="9354" w:leader="dot"/>
+        </w:tabs>
+        <w:spacing w:after="0" w:before="0" w:line="360" w:lineRule="auto"/>
+        <w:ind w:firstLine="0"/>
+        <w:jc w:val="left"/>
+      </w:pPr>
+      <w:r>
+        <w:rPr>
+          <w:rFonts w:ascii="Times New Roman" w:cs="Times New Roman" w:eastAsia="Times New Roman" w:hAnsi="Times New Roman"/>
+          <w:sz w:val="28"/>
+          <w:szCs w:val="28"/>
+        </w:rPr>
+        <w:t xml:space="preserve">ЗАГАЛЬНІ ВИСНОВКИ</w:t>
+      </w:r>
+      <w:r>
+        <w:rPr>
+          <w:rFonts w:ascii="Times New Roman" w:cs="Times New Roman" w:eastAsia="Times New Roman" w:hAnsi="Times New Roman"/>
+          <w:sz w:val="28"/>
+          <w:szCs w:val="28"/>
+        </w:rPr>
+        <w:t xml:space="preserve">	31</w:t>
+      </w:r>
+    </w:p>
+    <w:p>
+      <w:pPr>
+        <w:tabs>
+          <w:tab w:val="right" w:pos="9354" w:leader="dot"/>
+        </w:tabs>
+        <w:spacing w:after="0" w:before="0" w:line="360" w:lineRule="auto"/>
+        <w:ind w:firstLine="0"/>
+        <w:jc w:val="left"/>
+      </w:pPr>
+      <w:r>
+        <w:rPr>
+          <w:rFonts w:ascii="Times New Roman" w:cs="Times New Roman" w:eastAsia="Times New Roman" w:hAnsi="Times New Roman"/>
+          <w:sz w:val="28"/>
+          <w:szCs w:val="28"/>
+        </w:rPr>
+        <w:t xml:space="preserve">СПИСОК ВИКОРИСТАНИХ ДЖЕРЕЛ</w:t>
+      </w:r>
+      <w:r>
+        <w:rPr>
+          <w:rFonts w:ascii="Times New Roman" w:cs="Times New Roman" w:eastAsia="Times New Roman" w:hAnsi="Times New Roman"/>
+          <w:sz w:val="28"/>
+          <w:szCs w:val="28"/>
+        </w:rPr>
+        <w:t xml:space="preserve">	33</w:t>
+      </w:r>
+    </w:p>
+    <w:p>
+      <w:pPr>
+        <w:tabs>
+          <w:tab w:val="right" w:pos="9354" w:leader="dot"/>
+        </w:tabs>
+        <w:spacing w:after="0" w:before="0" w:line="360" w:lineRule="auto"/>
+        <w:ind w:firstLine="0"/>
+        <w:jc w:val="left"/>
+      </w:pPr>
+      <w:r>
+        <w:rPr>
+          <w:rFonts w:ascii="Times New Roman" w:cs="Times New Roman" w:eastAsia="Times New Roman" w:hAnsi="Times New Roman"/>
+          <w:sz w:val="28"/>
+          <w:szCs w:val="28"/>
+        </w:rPr>
+        <w:t xml:space="preserve">ДОДАТКИ</w:t>
+      </w:r>
+      <w:r>
+        <w:rPr>
+          <w:rFonts w:ascii="Times New Roman" w:cs="Times New Roman" w:eastAsia="Times New Roman" w:hAnsi="Times New Roman"/>
+          <w:sz w:val="28"/>
+          <w:szCs w:val="28"/>
+        </w:rPr>
+        <w:t xml:space="preserve">	37</w:t>
+      </w:r>
+    </w:p>
+    <w:p>
+      <w:pPr>
+        <w:spacing w:line="360" w:lineRule="auto"/>
+      </w:pPr>
+      <w:r>
+        <w:br w:type="page"/>
+      </w:r>
+    </w:p>
+    <w:p>
+      <w:pPr>
+        <w:spacing w:after="240" w:before="240" w:line="360" w:lineRule="auto"/>
+        <w:ind w:firstLine="0"/>
+        <w:jc w:val="center"/>
+      </w:pPr>
+      <w:r>
+        <w:rPr>
+          <w:rFonts w:ascii="Times New Roman" w:cs="Times New Roman" w:eastAsia="Times New Roman" w:hAnsi="Times New Roman"/>
+          <w:b/>
+          <w:bCs/>
+          <w:sz w:val="28"/>
+          <w:szCs w:val="28"/>
+        </w:rPr>
+        <w:t xml:space="preserve">ПЕРЕЛІК УМОВНИХ ПОЗНАЧЕНЬ</w:t>
+      </w:r>
+    </w:p>
+    <w:p>
+      <w:pPr>
+        <w:spacing w:line="360" w:lineRule="auto"/>
+      </w:pPr>
+      <w:r>
+        <w:rPr>
+          <w:rFonts w:ascii="Times New Roman" w:cs="Times New Roman" w:eastAsia="Times New Roman" w:hAnsi="Times New Roman"/>
+          <w:sz w:val="28"/>
+          <w:szCs w:val="28"/>
+        </w:rPr>
+        <w:t xml:space="preserve"/>
+      </w:r>
+    </w:p>
+    <w:p>
+      <w:pPr>
+        <w:spacing w:line="360" w:lineRule="auto"/>
+        <w:ind w:firstLine="0"/>
+        <w:jc w:val="both"/>
+      </w:pPr>
+      <w:r>
+        <w:rPr>
+          <w:rFonts w:ascii="Times New Roman" w:cs="Times New Roman" w:eastAsia="Times New Roman" w:hAnsi="Times New Roman"/>
+          <w:b/>
+          <w:bCs/>
+          <w:sz w:val="28"/>
+          <w:szCs w:val="28"/>
+        </w:rPr>
+        <w:t xml:space="preserve">ЗВО</w:t>
+      </w:r>
+      <w:r>
+        <w:rPr>
+          <w:rFonts w:ascii="Times New Roman" w:cs="Times New Roman" w:eastAsia="Times New Roman" w:hAnsi="Times New Roman"/>
+          <w:sz w:val="28"/>
+          <w:szCs w:val="28"/>
+        </w:rPr>
+        <w:t xml:space="preserve"> — заклад вищої освіти</w:t>
+      </w:r>
+    </w:p>
+    <w:p>
+      <w:pPr>
+        <w:spacing w:line="360" w:lineRule="auto"/>
+        <w:ind w:firstLine="0"/>
+        <w:jc w:val="both"/>
+      </w:pPr>
+      <w:r>
+        <w:rPr>
+          <w:rFonts w:ascii="Times New Roman" w:cs="Times New Roman" w:eastAsia="Times New Roman" w:hAnsi="Times New Roman"/>
+          <w:b/>
+          <w:bCs/>
+          <w:sz w:val="28"/>
+          <w:szCs w:val="28"/>
+        </w:rPr>
+        <w:t xml:space="preserve">ШІ</w:t>
+      </w:r>
+      <w:r>
+        <w:rPr>
+          <w:rFonts w:ascii="Times New Roman" w:cs="Times New Roman" w:eastAsia="Times New Roman" w:hAnsi="Times New Roman"/>
+          <w:sz w:val="28"/>
+          <w:szCs w:val="28"/>
+        </w:rPr>
+        <w:t xml:space="preserve"> — штучний інтелект</w:t>
+      </w:r>
+    </w:p>
+    <w:p>
+      <w:pPr>
+        <w:spacing w:line="360" w:lineRule="auto"/>
+        <w:ind w:firstLine="0"/>
+        <w:jc w:val="both"/>
+      </w:pPr>
+      <w:r>
+        <w:rPr>
+          <w:rFonts w:ascii="Times New Roman" w:cs="Times New Roman" w:eastAsia="Times New Roman" w:hAnsi="Times New Roman"/>
+          <w:b/>
+          <w:bCs/>
+          <w:sz w:val="28"/>
+          <w:szCs w:val="28"/>
+        </w:rPr>
+        <w:t xml:space="preserve">СУБД</w:t>
+      </w:r>
+      <w:r>
+        <w:rPr>
+          <w:rFonts w:ascii="Times New Roman" w:cs="Times New Roman" w:eastAsia="Times New Roman" w:hAnsi="Times New Roman"/>
+          <w:sz w:val="28"/>
+          <w:szCs w:val="28"/>
+        </w:rPr>
+        <w:t xml:space="preserve"> — система управління базами даних</w:t>
+      </w:r>
+    </w:p>
+    <w:p>
+      <w:pPr>
+        <w:spacing w:line="360" w:lineRule="auto"/>
+        <w:ind w:firstLine="0"/>
+        <w:jc w:val="both"/>
+      </w:pPr>
+      <w:r>
+        <w:rPr>
+          <w:rFonts w:ascii="Times New Roman" w:cs="Times New Roman" w:eastAsia="Times New Roman" w:hAnsi="Times New Roman"/>
+          <w:b/>
+          <w:bCs/>
+          <w:sz w:val="28"/>
+          <w:szCs w:val="28"/>
+        </w:rPr>
+        <w:t xml:space="preserve">API</w:t>
+      </w:r>
+      <w:r>
+        <w:rPr>
+          <w:rFonts w:ascii="Times New Roman" w:cs="Times New Roman" w:eastAsia="Times New Roman" w:hAnsi="Times New Roman"/>
+          <w:sz w:val="28"/>
+          <w:szCs w:val="28"/>
+        </w:rPr>
+        <w:t xml:space="preserve"> — Application Programming Interface (програмний інтерфейс застосунку)</w:t>
+      </w:r>
+    </w:p>
+    <w:p>
+      <w:pPr>
+        <w:spacing w:line="360" w:lineRule="auto"/>
+        <w:ind w:firstLine="0"/>
+        <w:jc w:val="both"/>
+      </w:pPr>
+      <w:r>
+        <w:rPr>
+          <w:rFonts w:ascii="Times New Roman" w:cs="Times New Roman" w:eastAsia="Times New Roman" w:hAnsi="Times New Roman"/>
+          <w:b/>
+          <w:bCs/>
+          <w:sz w:val="28"/>
+          <w:szCs w:val="28"/>
+        </w:rPr>
+        <w:t xml:space="preserve">CRUD</w:t>
+      </w:r>
+      <w:r>
+        <w:rPr>
+          <w:rFonts w:ascii="Times New Roman" w:cs="Times New Roman" w:eastAsia="Times New Roman" w:hAnsi="Times New Roman"/>
+          <w:sz w:val="28"/>
+          <w:szCs w:val="28"/>
+        </w:rPr>
+        <w:t xml:space="preserve"> — Create, Read, Update, Delete (основні операції зі збереженими даними)</w:t>
+      </w:r>
+    </w:p>
+    <w:p>
+      <w:pPr>
+        <w:spacing w:line="360" w:lineRule="auto"/>
+        <w:ind w:firstLine="0"/>
+        <w:jc w:val="both"/>
+      </w:pPr>
+      <w:r>
+        <w:rPr>
+          <w:rFonts w:ascii="Times New Roman" w:cs="Times New Roman" w:eastAsia="Times New Roman" w:hAnsi="Times New Roman"/>
+          <w:b/>
+          <w:bCs/>
+          <w:sz w:val="28"/>
+          <w:szCs w:val="28"/>
+        </w:rPr>
+        <w:t xml:space="preserve">CSS</w:t>
+      </w:r>
+      <w:r>
+        <w:rPr>
+          <w:rFonts w:ascii="Times New Roman" w:cs="Times New Roman" w:eastAsia="Times New Roman" w:hAnsi="Times New Roman"/>
+          <w:sz w:val="28"/>
+          <w:szCs w:val="28"/>
+        </w:rPr>
+        <w:t xml:space="preserve"> — Cascading Style Sheets (каскадні таблиці стилів)</w:t>
+      </w:r>
+    </w:p>
+    <w:p>
+      <w:pPr>
+        <w:spacing w:line="360" w:lineRule="auto"/>
+        <w:ind w:firstLine="0"/>
+        <w:jc w:val="both"/>
+      </w:pPr>
+      <w:r>
+        <w:rPr>
+          <w:rFonts w:ascii="Times New Roman" w:cs="Times New Roman" w:eastAsia="Times New Roman" w:hAnsi="Times New Roman"/>
+          <w:b/>
+          <w:bCs/>
+          <w:sz w:val="28"/>
+          <w:szCs w:val="28"/>
+        </w:rPr>
+        <w:t xml:space="preserve">EdTech</w:t>
+      </w:r>
+      <w:r>
+        <w:rPr>
+          <w:rFonts w:ascii="Times New Roman" w:cs="Times New Roman" w:eastAsia="Times New Roman" w:hAnsi="Times New Roman"/>
+          <w:sz w:val="28"/>
+          <w:szCs w:val="28"/>
+        </w:rPr>
+        <w:t xml:space="preserve"> — Educational Technology (освітні технології)</w:t>
+      </w:r>
+    </w:p>
+    <w:p>
+      <w:pPr>
+        <w:spacing w:line="360" w:lineRule="auto"/>
+        <w:ind w:firstLine="0"/>
+        <w:jc w:val="both"/>
+      </w:pPr>
+      <w:r>
+        <w:rPr>
+          <w:rFonts w:ascii="Times New Roman" w:cs="Times New Roman" w:eastAsia="Times New Roman" w:hAnsi="Times New Roman"/>
+          <w:b/>
+          <w:bCs/>
+          <w:sz w:val="28"/>
+          <w:szCs w:val="28"/>
+        </w:rPr>
+        <w:t xml:space="preserve">EF Core</w:t>
+      </w:r>
+      <w:r>
+        <w:rPr>
+          <w:rFonts w:ascii="Times New Roman" w:cs="Times New Roman" w:eastAsia="Times New Roman" w:hAnsi="Times New Roman"/>
+          <w:sz w:val="28"/>
+          <w:szCs w:val="28"/>
+        </w:rPr>
+        <w:t xml:space="preserve"> — Entity Framework Core (об'єктно-реляційний перетворювач для .NET)</w:t>
+      </w:r>
+    </w:p>
+    <w:p>
+      <w:pPr>
+        <w:spacing w:line="360" w:lineRule="auto"/>
+        <w:ind w:firstLine="0"/>
+        <w:jc w:val="both"/>
+      </w:pPr>
+      <w:r>
+        <w:rPr>
+          <w:rFonts w:ascii="Times New Roman" w:cs="Times New Roman" w:eastAsia="Times New Roman" w:hAnsi="Times New Roman"/>
+          <w:b/>
+          <w:bCs/>
+          <w:sz w:val="28"/>
+          <w:szCs w:val="28"/>
+        </w:rPr>
+        <w:t xml:space="preserve">HTML</w:t>
+      </w:r>
+      <w:r>
+        <w:rPr>
+          <w:rFonts w:ascii="Times New Roman" w:cs="Times New Roman" w:eastAsia="Times New Roman" w:hAnsi="Times New Roman"/>
+          <w:sz w:val="28"/>
+          <w:szCs w:val="28"/>
+        </w:rPr>
+        <w:t xml:space="preserve"> — HyperText Markup Language (мова розмітки гіпертексту)</w:t>
+      </w:r>
+    </w:p>
+    <w:p>
+      <w:pPr>
+        <w:spacing w:line="360" w:lineRule="auto"/>
+        <w:ind w:firstLine="0"/>
+        <w:jc w:val="both"/>
+      </w:pPr>
+      <w:r>
+        <w:rPr>
+          <w:rFonts w:ascii="Times New Roman" w:cs="Times New Roman" w:eastAsia="Times New Roman" w:hAnsi="Times New Roman"/>
+          <w:b/>
+          <w:bCs/>
+          <w:sz w:val="28"/>
+          <w:szCs w:val="28"/>
+        </w:rPr>
+        <w:t xml:space="preserve">HTTP</w:t>
+      </w:r>
+      <w:r>
+        <w:rPr>
+          <w:rFonts w:ascii="Times New Roman" w:cs="Times New Roman" w:eastAsia="Times New Roman" w:hAnsi="Times New Roman"/>
+          <w:sz w:val="28"/>
+          <w:szCs w:val="28"/>
+        </w:rPr>
+        <w:t xml:space="preserve"> — HyperText Transfer Protocol (протокол передачі гіпертексту)</w:t>
+      </w:r>
+    </w:p>
+    <w:p>
+      <w:pPr>
+        <w:spacing w:line="360" w:lineRule="auto"/>
+        <w:ind w:firstLine="0"/>
+        <w:jc w:val="both"/>
+      </w:pPr>
+      <w:r>
+        <w:rPr>
+          <w:rFonts w:ascii="Times New Roman" w:cs="Times New Roman" w:eastAsia="Times New Roman" w:hAnsi="Times New Roman"/>
+          <w:b/>
+          <w:bCs/>
+          <w:sz w:val="28"/>
+          <w:szCs w:val="28"/>
+        </w:rPr>
+        <w:t xml:space="preserve">IRT</w:t>
+      </w:r>
+      <w:r>
+        <w:rPr>
+          <w:rFonts w:ascii="Times New Roman" w:cs="Times New Roman" w:eastAsia="Times New Roman" w:hAnsi="Times New Roman"/>
+          <w:sz w:val="28"/>
+          <w:szCs w:val="28"/>
+        </w:rPr>
+        <w:t xml:space="preserve"> — Item Response Theory (теорія відповіді на завдання)</w:t>
+      </w:r>
+    </w:p>
+    <w:p>
+      <w:pPr>
+        <w:spacing w:line="360" w:lineRule="auto"/>
+        <w:ind w:firstLine="0"/>
+        <w:jc w:val="both"/>
+      </w:pPr>
+      <w:r>
+        <w:rPr>
+          <w:rFonts w:ascii="Times New Roman" w:cs="Times New Roman" w:eastAsia="Times New Roman" w:hAnsi="Times New Roman"/>
+          <w:b/>
+          <w:bCs/>
+          <w:sz w:val="28"/>
+          <w:szCs w:val="28"/>
+        </w:rPr>
+        <w:t xml:space="preserve">JWT</w:t>
+      </w:r>
+      <w:r>
+        <w:rPr>
+          <w:rFonts w:ascii="Times New Roman" w:cs="Times New Roman" w:eastAsia="Times New Roman" w:hAnsi="Times New Roman"/>
+          <w:sz w:val="28"/>
+          <w:szCs w:val="28"/>
+        </w:rPr>
+        <w:t xml:space="preserve"> — JSON Web Token (токен автентифікації)</w:t>
+      </w:r>
+    </w:p>
+    <w:p>
+      <w:pPr>
+        <w:spacing w:line="360" w:lineRule="auto"/>
+        <w:ind w:firstLine="0"/>
+        <w:jc w:val="both"/>
+      </w:pPr>
+      <w:r>
+        <w:rPr>
+          <w:rFonts w:ascii="Times New Roman" w:cs="Times New Roman" w:eastAsia="Times New Roman" w:hAnsi="Times New Roman"/>
+          <w:b/>
+          <w:bCs/>
+          <w:sz w:val="28"/>
+          <w:szCs w:val="28"/>
+        </w:rPr>
+        <w:t xml:space="preserve">LLM</w:t>
+      </w:r>
+      <w:r>
+        <w:rPr>
+          <w:rFonts w:ascii="Times New Roman" w:cs="Times New Roman" w:eastAsia="Times New Roman" w:hAnsi="Times New Roman"/>
+          <w:sz w:val="28"/>
+          <w:szCs w:val="28"/>
+        </w:rPr>
+        <w:t xml:space="preserve"> — Large Language Model (велика мовна модель)</w:t>
+      </w:r>
+    </w:p>
+    <w:p>
+      <w:pPr>
+        <w:spacing w:line="360" w:lineRule="auto"/>
+        <w:ind w:firstLine="0"/>
+        <w:jc w:val="both"/>
+      </w:pPr>
+      <w:r>
+        <w:rPr>
+          <w:rFonts w:ascii="Times New Roman" w:cs="Times New Roman" w:eastAsia="Times New Roman" w:hAnsi="Times New Roman"/>
+          <w:b/>
+          <w:bCs/>
+          <w:sz w:val="28"/>
+          <w:szCs w:val="28"/>
+        </w:rPr>
+        <w:t xml:space="preserve">ML</w:t>
+      </w:r>
+      <w:r>
+        <w:rPr>
+          <w:rFonts w:ascii="Times New Roman" w:cs="Times New Roman" w:eastAsia="Times New Roman" w:hAnsi="Times New Roman"/>
+          <w:sz w:val="28"/>
+          <w:szCs w:val="28"/>
+        </w:rPr>
+        <w:t xml:space="preserve"> — Machine Learning (машинне навчання)</w:t>
+      </w:r>
+    </w:p>
+    <w:p>
+      <w:pPr>
+        <w:spacing w:line="360" w:lineRule="auto"/>
+        <w:ind w:firstLine="0"/>
+        <w:jc w:val="both"/>
+      </w:pPr>
+      <w:r>
+        <w:rPr>
+          <w:rFonts w:ascii="Times New Roman" w:cs="Times New Roman" w:eastAsia="Times New Roman" w:hAnsi="Times New Roman"/>
+          <w:b/>
+          <w:bCs/>
+          <w:sz w:val="28"/>
+          <w:szCs w:val="28"/>
+        </w:rPr>
+        <w:t xml:space="preserve">MVP</w:t>
+      </w:r>
+      <w:r>
+        <w:rPr>
+          <w:rFonts w:ascii="Times New Roman" w:cs="Times New Roman" w:eastAsia="Times New Roman" w:hAnsi="Times New Roman"/>
+          <w:sz w:val="28"/>
+          <w:szCs w:val="28"/>
+        </w:rPr>
+        <w:t xml:space="preserve"> — Minimum Viable Product (мінімально життєздатний продукт)</w:t>
+      </w:r>
+    </w:p>
+    <w:p>
+      <w:pPr>
+        <w:spacing w:line="360" w:lineRule="auto"/>
+        <w:ind w:firstLine="0"/>
+        <w:jc w:val="both"/>
+      </w:pPr>
+      <w:r>
+        <w:rPr>
+          <w:rFonts w:ascii="Times New Roman" w:cs="Times New Roman" w:eastAsia="Times New Roman" w:hAnsi="Times New Roman"/>
+          <w:b/>
+          <w:bCs/>
+          <w:sz w:val="28"/>
+          <w:szCs w:val="28"/>
+        </w:rPr>
+        <w:t xml:space="preserve">ORM</w:t>
+      </w:r>
+      <w:r>
+        <w:rPr>
+          <w:rFonts w:ascii="Times New Roman" w:cs="Times New Roman" w:eastAsia="Times New Roman" w:hAnsi="Times New Roman"/>
+          <w:sz w:val="28"/>
+          <w:szCs w:val="28"/>
+        </w:rPr>
+        <w:t xml:space="preserve"> — Object-Relational Mapping (об'єктно-реляційне відображення)</w:t>
+      </w:r>
+    </w:p>
+    <w:p>
+      <w:pPr>
+        <w:spacing w:line="360" w:lineRule="auto"/>
+        <w:ind w:firstLine="0"/>
+        <w:jc w:val="both"/>
+      </w:pPr>
+      <w:r>
+        <w:rPr>
+          <w:rFonts w:ascii="Times New Roman" w:cs="Times New Roman" w:eastAsia="Times New Roman" w:hAnsi="Times New Roman"/>
+          <w:b/>
+          <w:bCs/>
+          <w:sz w:val="28"/>
+          <w:szCs w:val="28"/>
+        </w:rPr>
+        <w:t xml:space="preserve">PWA</w:t>
+      </w:r>
+      <w:r>
+        <w:rPr>
+          <w:rFonts w:ascii="Times New Roman" w:cs="Times New Roman" w:eastAsia="Times New Roman" w:hAnsi="Times New Roman"/>
+          <w:sz w:val="28"/>
+          <w:szCs w:val="28"/>
+        </w:rPr>
+        <w:t xml:space="preserve"> — Progressive Web Application (прогресивний веб-застосунок)</w:t>
+      </w:r>
+    </w:p>
+    <w:p>
+      <w:pPr>
+        <w:spacing w:line="360" w:lineRule="auto"/>
+        <w:ind w:firstLine="0"/>
+        <w:jc w:val="both"/>
+      </w:pPr>
+      <w:r>
+        <w:rPr>
+          <w:rFonts w:ascii="Times New Roman" w:cs="Times New Roman" w:eastAsia="Times New Roman" w:hAnsi="Times New Roman"/>
+          <w:b/>
+          <w:bCs/>
+          <w:sz w:val="28"/>
+          <w:szCs w:val="28"/>
+        </w:rPr>
+        <w:t xml:space="preserve">REST</w:t>
+      </w:r>
+      <w:r>
+        <w:rPr>
+          <w:rFonts w:ascii="Times New Roman" w:cs="Times New Roman" w:eastAsia="Times New Roman" w:hAnsi="Times New Roman"/>
+          <w:sz w:val="28"/>
+          <w:szCs w:val="28"/>
+        </w:rPr>
+        <w:t xml:space="preserve"> — Representational State Transfer (архітектурний стиль взаємодії)</w:t>
+      </w:r>
+    </w:p>
+    <w:p>
+      <w:pPr>
+        <w:spacing w:line="360" w:lineRule="auto"/>
+        <w:ind w:firstLine="0"/>
+        <w:jc w:val="both"/>
+      </w:pPr>
+      <w:r>
+        <w:rPr>
+          <w:rFonts w:ascii="Times New Roman" w:cs="Times New Roman" w:eastAsia="Times New Roman" w:hAnsi="Times New Roman"/>
+          <w:b/>
+          <w:bCs/>
+          <w:sz w:val="28"/>
+          <w:szCs w:val="28"/>
+        </w:rPr>
+        <w:t xml:space="preserve">SPA</w:t>
+      </w:r>
+      <w:r>
+        <w:rPr>
+          <w:rFonts w:ascii="Times New Roman" w:cs="Times New Roman" w:eastAsia="Times New Roman" w:hAnsi="Times New Roman"/>
+          <w:sz w:val="28"/>
+          <w:szCs w:val="28"/>
+        </w:rPr>
+        <w:t xml:space="preserve"> — Single Page Application (односторінковий застосунок)</w:t>
+      </w:r>
+    </w:p>
+    <w:p>
+      <w:pPr>
+        <w:spacing w:line="360" w:lineRule="auto"/>
+        <w:ind w:firstLine="0"/>
+        <w:jc w:val="both"/>
+      </w:pPr>
+      <w:r>
+        <w:rPr>
+          <w:rFonts w:ascii="Times New Roman" w:cs="Times New Roman" w:eastAsia="Times New Roman" w:hAnsi="Times New Roman"/>
+          <w:b/>
+          <w:bCs/>
+          <w:sz w:val="28"/>
+          <w:szCs w:val="28"/>
+        </w:rPr>
+        <w:t xml:space="preserve">SQL</w:t>
+      </w:r>
+      <w:r>
+        <w:rPr>
+          <w:rFonts w:ascii="Times New Roman" w:cs="Times New Roman" w:eastAsia="Times New Roman" w:hAnsi="Times New Roman"/>
+          <w:sz w:val="28"/>
+          <w:szCs w:val="28"/>
+        </w:rPr>
+        <w:t xml:space="preserve"> — Structured Query Language (мова структурованих запитів)</w:t>
+      </w:r>
+    </w:p>
+    <w:p>
+      <w:pPr>
+        <w:spacing w:line="360" w:lineRule="auto"/>
+        <w:ind w:firstLine="0"/>
+        <w:jc w:val="both"/>
+      </w:pPr>
+      <w:r>
+        <w:rPr>
+          <w:rFonts w:ascii="Times New Roman" w:cs="Times New Roman" w:eastAsia="Times New Roman" w:hAnsi="Times New Roman"/>
+          <w:b/>
+          <w:bCs/>
+          <w:sz w:val="28"/>
+          <w:szCs w:val="28"/>
+        </w:rPr>
+        <w:t xml:space="preserve">UI</w:t>
+      </w:r>
+      <w:r>
+        <w:rPr>
+          <w:rFonts w:ascii="Times New Roman" w:cs="Times New Roman" w:eastAsia="Times New Roman" w:hAnsi="Times New Roman"/>
+          <w:sz w:val="28"/>
+          <w:szCs w:val="28"/>
+        </w:rPr>
+        <w:t xml:space="preserve"> — User Interface (інтерфейс користувача)</w:t>
+      </w:r>
+    </w:p>
+    <w:p>
+      <w:pPr>
+        <w:spacing w:line="360" w:lineRule="auto"/>
+        <w:ind w:firstLine="0"/>
+        <w:jc w:val="both"/>
+      </w:pPr>
+      <w:r>
+        <w:rPr>
+          <w:rFonts w:ascii="Times New Roman" w:cs="Times New Roman" w:eastAsia="Times New Roman" w:hAnsi="Times New Roman"/>
+          <w:b/>
+          <w:bCs/>
+          <w:sz w:val="28"/>
+          <w:szCs w:val="28"/>
+        </w:rPr>
+        <w:t xml:space="preserve">UML</w:t>
+      </w:r>
+      <w:r>
+        <w:rPr>
+          <w:rFonts w:ascii="Times New Roman" w:cs="Times New Roman" w:eastAsia="Times New Roman" w:hAnsi="Times New Roman"/>
+          <w:sz w:val="28"/>
+          <w:szCs w:val="28"/>
+        </w:rPr>
+        <w:t xml:space="preserve"> — Unified Modeling Language (уніфікована мова моделювання)</w:t>
+      </w:r>
+    </w:p>
+    <w:p>
+      <w:pPr>
+        <w:spacing w:line="360" w:lineRule="auto"/>
+        <w:ind w:firstLine="0"/>
+        <w:jc w:val="both"/>
+      </w:pPr>
+      <w:r>
+        <w:rPr>
+          <w:rFonts w:ascii="Times New Roman" w:cs="Times New Roman" w:eastAsia="Times New Roman" w:hAnsi="Times New Roman"/>
+          <w:b/>
+          <w:bCs/>
+          <w:sz w:val="28"/>
+          <w:szCs w:val="28"/>
+        </w:rPr>
+        <w:t xml:space="preserve">XP</w:t>
+      </w:r>
+      <w:r>
+        <w:rPr>
+          <w:rFonts w:ascii="Times New Roman" w:cs="Times New Roman" w:eastAsia="Times New Roman" w:hAnsi="Times New Roman"/>
+          <w:sz w:val="28"/>
+          <w:szCs w:val="28"/>
+        </w:rPr>
+        <w:t xml:space="preserve"> — Experience Points (бали досвіду)</w:t>
+      </w:r>
+    </w:p>
+    <w:p>
+      <w:r>
+        <w:br w:type="page"/>
+      </w:r>
+    </w:p>
+    <w:p>
+      <w:pPr>
+        <w:spacing w:after="240" w:before="240" w:line="360" w:lineRule="auto"/>
+        <w:ind w:firstLine="0"/>
+        <w:jc w:val="center"/>
+      </w:pPr>
+      <w:r>
+        <w:rPr>
+          <w:rFonts w:ascii="Times New Roman" w:cs="Times New Roman" w:eastAsia="Times New Roman" w:hAnsi="Times New Roman"/>
+          <w:b/>
+          <w:bCs/>
+          <w:sz w:val="28"/>
+          <w:szCs w:val="28"/>
+        </w:rPr>
         <w:t xml:space="preserve">ВСТУП</w:t>
       </w:r>
     </w:p>
@@ -1800,7 +3254,7 @@
           <w:sz w:val="28"/>
           <w:szCs w:val="28"/>
         </w:rPr>
-        <w:t xml:space="preserve">Кваліфікаційна робота складається із вступу, трьох розділів, загальних висновків, списку використаних джерел та семи додатків. Загальний обсяг основного тексту роботи становить 22 сторінки. Робота містить 7 рисунків, 8 таблиць. Список використаних джерел налічує 42 позиції та займає 4 сторінки. Загальний обсяг роботи з додатками — 45 сторінок.</w:t>
+        <w:t xml:space="preserve">Кваліфікаційна робота складається із вступу, трьох розділів, загальних висновків, списку використаних джерел та семи додатків. Загальний обсяг основного тексту роботи становить 23 сторінки. Робота містить 7 рисунків, 8 таблиць. Список використаних джерел налічує 42 позиції. Загальний обсяг роботи з додатками — 46 сторінок.</w:t>
       </w:r>
     </w:p>
     <w:p>
@@ -1897,824 +3351,6 @@
           <w:szCs w:val="28"/>
         </w:rPr>
         <w:t xml:space="preserve">У третьому розділі «Реалізація та тестування» представлено опис реалізованого інтерфейсу платформи, інструкцію з інсталяції та налаштування, керівництво користувача для різних ролей, тестові сценарії та аналіз отриманих результатів.</w:t>
-      </w:r>
-    </w:p>
-    <w:p>
-      <w:pPr>
-        <w:spacing w:line="360" w:lineRule="auto"/>
-      </w:pPr>
-      <w:r>
-        <w:br w:type="page"/>
-      </w:r>
-    </w:p>
-    <w:p>
-      <w:pPr>
-        <w:spacing w:after="240" w:before="240" w:line="360" w:lineRule="auto"/>
-        <w:ind w:firstLine="0"/>
-        <w:jc w:val="center"/>
-      </w:pPr>
-      <w:r>
-        <w:rPr>
-          <w:rFonts w:ascii="Times New Roman" w:cs="Times New Roman" w:eastAsia="Times New Roman" w:hAnsi="Times New Roman"/>
-          <w:b/>
-          <w:bCs/>
-          <w:sz w:val="28"/>
-          <w:szCs w:val="28"/>
-        </w:rPr>
-        <w:t xml:space="preserve">ЗМІСТ</w:t>
-      </w:r>
-    </w:p>
-    <w:p>
-      <w:pPr>
-        <w:spacing w:line="360" w:lineRule="auto"/>
-      </w:pPr>
-      <w:r>
-        <w:rPr>
-          <w:rFonts w:ascii="Times New Roman" w:cs="Times New Roman" w:eastAsia="Times New Roman" w:hAnsi="Times New Roman"/>
-          <w:sz w:val="28"/>
-          <w:szCs w:val="28"/>
-        </w:rPr>
-        <w:t xml:space="preserve"/>
-      </w:r>
-    </w:p>
-    <w:p>
-      <w:pPr>
-        <w:tabs>
-          <w:tab w:val="right" w:pos="9354" w:leader="dot"/>
-        </w:tabs>
-        <w:spacing w:after="0" w:before="0" w:line="360" w:lineRule="auto"/>
-        <w:ind w:firstLine="0"/>
-        <w:jc w:val="left"/>
-      </w:pPr>
-      <w:r>
-        <w:rPr>
-          <w:rFonts w:ascii="Times New Roman" w:cs="Times New Roman" w:eastAsia="Times New Roman" w:hAnsi="Times New Roman"/>
-          <w:sz w:val="28"/>
-          <w:szCs w:val="28"/>
-        </w:rPr>
-        <w:t xml:space="preserve">АНОТАЦІЯ</w:t>
-      </w:r>
-      <w:r>
-        <w:rPr>
-          <w:rFonts w:ascii="Times New Roman" w:cs="Times New Roman" w:eastAsia="Times New Roman" w:hAnsi="Times New Roman"/>
-          <w:sz w:val="28"/>
-          <w:szCs w:val="28"/>
-        </w:rPr>
-        <w:t xml:space="preserve">	3</w:t>
-      </w:r>
-    </w:p>
-    <w:p>
-      <w:pPr>
-        <w:tabs>
-          <w:tab w:val="right" w:pos="9354" w:leader="dot"/>
-        </w:tabs>
-        <w:spacing w:after="0" w:before="0" w:line="360" w:lineRule="auto"/>
-        <w:ind w:firstLine="0"/>
-        <w:jc w:val="left"/>
-      </w:pPr>
-      <w:r>
-        <w:rPr>
-          <w:rFonts w:ascii="Times New Roman" w:cs="Times New Roman" w:eastAsia="Times New Roman" w:hAnsi="Times New Roman"/>
-          <w:sz w:val="28"/>
-          <w:szCs w:val="28"/>
-        </w:rPr>
-        <w:t xml:space="preserve">ANNOTATION</w:t>
-      </w:r>
-      <w:r>
-        <w:rPr>
-          <w:rFonts w:ascii="Times New Roman" w:cs="Times New Roman" w:eastAsia="Times New Roman" w:hAnsi="Times New Roman"/>
-          <w:sz w:val="28"/>
-          <w:szCs w:val="28"/>
-        </w:rPr>
-        <w:t xml:space="preserve">	4</w:t>
-      </w:r>
-    </w:p>
-    <w:p>
-      <w:pPr>
-        <w:tabs>
-          <w:tab w:val="right" w:pos="9354" w:leader="dot"/>
-        </w:tabs>
-        <w:spacing w:after="0" w:before="0" w:line="360" w:lineRule="auto"/>
-        <w:ind w:firstLine="0"/>
-        <w:jc w:val="left"/>
-      </w:pPr>
-      <w:r>
-        <w:rPr>
-          <w:rFonts w:ascii="Times New Roman" w:cs="Times New Roman" w:eastAsia="Times New Roman" w:hAnsi="Times New Roman"/>
-          <w:sz w:val="28"/>
-          <w:szCs w:val="28"/>
-        </w:rPr>
-        <w:t xml:space="preserve">ВСТУП</w:t>
-      </w:r>
-      <w:r>
-        <w:rPr>
-          <w:rFonts w:ascii="Times New Roman" w:cs="Times New Roman" w:eastAsia="Times New Roman" w:hAnsi="Times New Roman"/>
-          <w:sz w:val="28"/>
-          <w:szCs w:val="28"/>
-        </w:rPr>
-        <w:t xml:space="preserve">	5</w:t>
-      </w:r>
-    </w:p>
-    <w:p>
-      <w:pPr>
-        <w:tabs>
-          <w:tab w:val="right" w:pos="9354" w:leader="dot"/>
-        </w:tabs>
-        <w:spacing w:after="0" w:before="0" w:line="360" w:lineRule="auto"/>
-        <w:ind w:firstLine="0"/>
-        <w:jc w:val="left"/>
-      </w:pPr>
-      <w:r>
-        <w:rPr>
-          <w:rFonts w:ascii="Times New Roman" w:cs="Times New Roman" w:eastAsia="Times New Roman" w:hAnsi="Times New Roman"/>
-          <w:sz w:val="28"/>
-          <w:szCs w:val="28"/>
-        </w:rPr>
-        <w:t xml:space="preserve">РОЗДІЛ 1. АНАЛІЗ ПРЕДМЕТНОЇ ОБЛАСТІ</w:t>
-      </w:r>
-      <w:r>
-        <w:rPr>
-          <w:rFonts w:ascii="Times New Roman" w:cs="Times New Roman" w:eastAsia="Times New Roman" w:hAnsi="Times New Roman"/>
-          <w:sz w:val="28"/>
-          <w:szCs w:val="28"/>
-        </w:rPr>
-        <w:t xml:space="preserve">	7</w:t>
-      </w:r>
-    </w:p>
-    <w:p>
-      <w:pPr>
-        <w:tabs>
-          <w:tab w:val="right" w:pos="9354" w:leader="dot"/>
-        </w:tabs>
-        <w:spacing w:after="0" w:before="0" w:line="360" w:lineRule="auto"/>
-        <w:ind w:firstLine="0"/>
-        <w:jc w:val="left"/>
-      </w:pPr>
-      <w:r>
-        <w:rPr>
-          <w:rFonts w:ascii="Times New Roman" w:cs="Times New Roman" w:eastAsia="Times New Roman" w:hAnsi="Times New Roman"/>
-          <w:sz w:val="28"/>
-          <w:szCs w:val="28"/>
-        </w:rPr>
-        <w:t xml:space="preserve">    1.1 Огляд ринку EdTech-платформ</w:t>
-      </w:r>
-      <w:r>
-        <w:rPr>
-          <w:rFonts w:ascii="Times New Roman" w:cs="Times New Roman" w:eastAsia="Times New Roman" w:hAnsi="Times New Roman"/>
-          <w:sz w:val="28"/>
-          <w:szCs w:val="28"/>
-        </w:rPr>
-        <w:t xml:space="preserve">	7</w:t>
-      </w:r>
-    </w:p>
-    <w:p>
-      <w:pPr>
-        <w:tabs>
-          <w:tab w:val="right" w:pos="9354" w:leader="dot"/>
-        </w:tabs>
-        <w:spacing w:after="0" w:before="0" w:line="360" w:lineRule="auto"/>
-        <w:ind w:firstLine="0"/>
-        <w:jc w:val="left"/>
-      </w:pPr>
-      <w:r>
-        <w:rPr>
-          <w:rFonts w:ascii="Times New Roman" w:cs="Times New Roman" w:eastAsia="Times New Roman" w:hAnsi="Times New Roman"/>
-          <w:sz w:val="28"/>
-          <w:szCs w:val="28"/>
-        </w:rPr>
-        <w:t xml:space="preserve">    1.2 Концепція адаптивного навчання</w:t>
-      </w:r>
-      <w:r>
-        <w:rPr>
-          <w:rFonts w:ascii="Times New Roman" w:cs="Times New Roman" w:eastAsia="Times New Roman" w:hAnsi="Times New Roman"/>
-          <w:sz w:val="28"/>
-          <w:szCs w:val="28"/>
-        </w:rPr>
-        <w:t xml:space="preserve">	9</w:t>
-      </w:r>
-    </w:p>
-    <w:p>
-      <w:pPr>
-        <w:tabs>
-          <w:tab w:val="right" w:pos="9354" w:leader="dot"/>
-        </w:tabs>
-        <w:spacing w:after="0" w:before="0" w:line="360" w:lineRule="auto"/>
-        <w:ind w:firstLine="0"/>
-        <w:jc w:val="left"/>
-      </w:pPr>
-      <w:r>
-        <w:rPr>
-          <w:rFonts w:ascii="Times New Roman" w:cs="Times New Roman" w:eastAsia="Times New Roman" w:hAnsi="Times New Roman"/>
-          <w:sz w:val="28"/>
-          <w:szCs w:val="28"/>
-        </w:rPr>
-        <w:t xml:space="preserve">    1.3 Гейміфікація в освіті</w:t>
-      </w:r>
-      <w:r>
-        <w:rPr>
-          <w:rFonts w:ascii="Times New Roman" w:cs="Times New Roman" w:eastAsia="Times New Roman" w:hAnsi="Times New Roman"/>
-          <w:sz w:val="28"/>
-          <w:szCs w:val="28"/>
-        </w:rPr>
-        <w:t xml:space="preserve">	10</w:t>
-      </w:r>
-    </w:p>
-    <w:p>
-      <w:pPr>
-        <w:tabs>
-          <w:tab w:val="right" w:pos="9354" w:leader="dot"/>
-        </w:tabs>
-        <w:spacing w:after="0" w:before="0" w:line="360" w:lineRule="auto"/>
-        <w:ind w:firstLine="0"/>
-        <w:jc w:val="left"/>
-      </w:pPr>
-      <w:r>
-        <w:rPr>
-          <w:rFonts w:ascii="Times New Roman" w:cs="Times New Roman" w:eastAsia="Times New Roman" w:hAnsi="Times New Roman"/>
-          <w:sz w:val="28"/>
-          <w:szCs w:val="28"/>
-        </w:rPr>
-        <w:t xml:space="preserve">    1.4 Застосування LLM для генерації контенту</w:t>
-      </w:r>
-      <w:r>
-        <w:rPr>
-          <w:rFonts w:ascii="Times New Roman" w:cs="Times New Roman" w:eastAsia="Times New Roman" w:hAnsi="Times New Roman"/>
-          <w:sz w:val="28"/>
-          <w:szCs w:val="28"/>
-        </w:rPr>
-        <w:t xml:space="preserve">	11</w:t>
-      </w:r>
-    </w:p>
-    <w:p>
-      <w:pPr>
-        <w:tabs>
-          <w:tab w:val="right" w:pos="9354" w:leader="dot"/>
-        </w:tabs>
-        <w:spacing w:after="0" w:before="0" w:line="360" w:lineRule="auto"/>
-        <w:ind w:firstLine="0"/>
-        <w:jc w:val="left"/>
-      </w:pPr>
-      <w:r>
-        <w:rPr>
-          <w:rFonts w:ascii="Times New Roman" w:cs="Times New Roman" w:eastAsia="Times New Roman" w:hAnsi="Times New Roman"/>
-          <w:sz w:val="28"/>
-          <w:szCs w:val="28"/>
-        </w:rPr>
-        <w:t xml:space="preserve">    1.5 Функціональні вимоги до платформи Stride</w:t>
-      </w:r>
-      <w:r>
-        <w:rPr>
-          <w:rFonts w:ascii="Times New Roman" w:cs="Times New Roman" w:eastAsia="Times New Roman" w:hAnsi="Times New Roman"/>
-          <w:sz w:val="28"/>
-          <w:szCs w:val="28"/>
-        </w:rPr>
-        <w:t xml:space="preserve">	12</w:t>
-      </w:r>
-    </w:p>
-    <w:p>
-      <w:pPr>
-        <w:tabs>
-          <w:tab w:val="right" w:pos="9354" w:leader="dot"/>
-        </w:tabs>
-        <w:spacing w:after="0" w:before="0" w:line="360" w:lineRule="auto"/>
-        <w:ind w:firstLine="0"/>
-        <w:jc w:val="left"/>
-      </w:pPr>
-      <w:r>
-        <w:rPr>
-          <w:rFonts w:ascii="Times New Roman" w:cs="Times New Roman" w:eastAsia="Times New Roman" w:hAnsi="Times New Roman"/>
-          <w:sz w:val="28"/>
-          <w:szCs w:val="28"/>
-        </w:rPr>
-        <w:t xml:space="preserve">    1.6 Нефункціональні вимоги</w:t>
-      </w:r>
-      <w:r>
-        <w:rPr>
-          <w:rFonts w:ascii="Times New Roman" w:cs="Times New Roman" w:eastAsia="Times New Roman" w:hAnsi="Times New Roman"/>
-          <w:sz w:val="28"/>
-          <w:szCs w:val="28"/>
-        </w:rPr>
-        <w:t xml:space="preserve">	13</w:t>
-      </w:r>
-    </w:p>
-    <w:p>
-      <w:pPr>
-        <w:tabs>
-          <w:tab w:val="right" w:pos="9354" w:leader="dot"/>
-        </w:tabs>
-        <w:spacing w:after="0" w:before="0" w:line="360" w:lineRule="auto"/>
-        <w:ind w:firstLine="0"/>
-        <w:jc w:val="left"/>
-      </w:pPr>
-      <w:r>
-        <w:rPr>
-          <w:rFonts w:ascii="Times New Roman" w:cs="Times New Roman" w:eastAsia="Times New Roman" w:hAnsi="Times New Roman"/>
-          <w:sz w:val="28"/>
-          <w:szCs w:val="28"/>
-        </w:rPr>
-        <w:t xml:space="preserve">    Висновки до розділу 1</w:t>
-      </w:r>
-      <w:r>
-        <w:rPr>
-          <w:rFonts w:ascii="Times New Roman" w:cs="Times New Roman" w:eastAsia="Times New Roman" w:hAnsi="Times New Roman"/>
-          <w:sz w:val="28"/>
-          <w:szCs w:val="28"/>
-        </w:rPr>
-        <w:t xml:space="preserve">	14</w:t>
-      </w:r>
-    </w:p>
-    <w:p>
-      <w:pPr>
-        <w:tabs>
-          <w:tab w:val="right" w:pos="9354" w:leader="dot"/>
-        </w:tabs>
-        <w:spacing w:after="0" w:before="0" w:line="360" w:lineRule="auto"/>
-        <w:ind w:firstLine="0"/>
-        <w:jc w:val="left"/>
-      </w:pPr>
-      <w:r>
-        <w:rPr>
-          <w:rFonts w:ascii="Times New Roman" w:cs="Times New Roman" w:eastAsia="Times New Roman" w:hAnsi="Times New Roman"/>
-          <w:sz w:val="28"/>
-          <w:szCs w:val="28"/>
-        </w:rPr>
-        <w:t xml:space="preserve">РОЗДІЛ 2. ПРОЄКТУВАННЯ СИСТЕМИ</w:t>
-      </w:r>
-      <w:r>
-        <w:rPr>
-          <w:rFonts w:ascii="Times New Roman" w:cs="Times New Roman" w:eastAsia="Times New Roman" w:hAnsi="Times New Roman"/>
-          <w:sz w:val="28"/>
-          <w:szCs w:val="28"/>
-        </w:rPr>
-        <w:t xml:space="preserve">	15</w:t>
-      </w:r>
-    </w:p>
-    <w:p>
-      <w:pPr>
-        <w:tabs>
-          <w:tab w:val="right" w:pos="9354" w:leader="dot"/>
-        </w:tabs>
-        <w:spacing w:after="0" w:before="0" w:line="360" w:lineRule="auto"/>
-        <w:ind w:firstLine="0"/>
-        <w:jc w:val="left"/>
-      </w:pPr>
-      <w:r>
-        <w:rPr>
-          <w:rFonts w:ascii="Times New Roman" w:cs="Times New Roman" w:eastAsia="Times New Roman" w:hAnsi="Times New Roman"/>
-          <w:sz w:val="28"/>
-          <w:szCs w:val="28"/>
-        </w:rPr>
-        <w:t xml:space="preserve">    2.1 Загальна архітектура платформи</w:t>
-      </w:r>
-      <w:r>
-        <w:rPr>
-          <w:rFonts w:ascii="Times New Roman" w:cs="Times New Roman" w:eastAsia="Times New Roman" w:hAnsi="Times New Roman"/>
-          <w:sz w:val="28"/>
-          <w:szCs w:val="28"/>
-        </w:rPr>
-        <w:t xml:space="preserve">	15</w:t>
-      </w:r>
-    </w:p>
-    <w:p>
-      <w:pPr>
-        <w:tabs>
-          <w:tab w:val="right" w:pos="9354" w:leader="dot"/>
-        </w:tabs>
-        <w:spacing w:after="0" w:before="0" w:line="360" w:lineRule="auto"/>
-        <w:ind w:firstLine="0"/>
-        <w:jc w:val="left"/>
-      </w:pPr>
-      <w:r>
-        <w:rPr>
-          <w:rFonts w:ascii="Times New Roman" w:cs="Times New Roman" w:eastAsia="Times New Roman" w:hAnsi="Times New Roman"/>
-          <w:sz w:val="28"/>
-          <w:szCs w:val="28"/>
-        </w:rPr>
-        <w:t xml:space="preserve">    2.2 Модель даних</w:t>
-      </w:r>
-      <w:r>
-        <w:rPr>
-          <w:rFonts w:ascii="Times New Roman" w:cs="Times New Roman" w:eastAsia="Times New Roman" w:hAnsi="Times New Roman"/>
-          <w:sz w:val="28"/>
-          <w:szCs w:val="28"/>
-        </w:rPr>
-        <w:t xml:space="preserve">	16</w:t>
-      </w:r>
-    </w:p>
-    <w:p>
-      <w:pPr>
-        <w:tabs>
-          <w:tab w:val="right" w:pos="9354" w:leader="dot"/>
-        </w:tabs>
-        <w:spacing w:after="0" w:before="0" w:line="360" w:lineRule="auto"/>
-        <w:ind w:firstLine="0"/>
-        <w:jc w:val="left"/>
-      </w:pPr>
-      <w:r>
-        <w:rPr>
-          <w:rFonts w:ascii="Times New Roman" w:cs="Times New Roman" w:eastAsia="Times New Roman" w:hAnsi="Times New Roman"/>
-          <w:sz w:val="28"/>
-          <w:szCs w:val="28"/>
-        </w:rPr>
-        <w:t xml:space="preserve">    2.3 Алгоритм адаптивного навчання</w:t>
-      </w:r>
-      <w:r>
-        <w:rPr>
-          <w:rFonts w:ascii="Times New Roman" w:cs="Times New Roman" w:eastAsia="Times New Roman" w:hAnsi="Times New Roman"/>
-          <w:sz w:val="28"/>
-          <w:szCs w:val="28"/>
-        </w:rPr>
-        <w:t xml:space="preserve">	18</w:t>
-      </w:r>
-    </w:p>
-    <w:p>
-      <w:pPr>
-        <w:tabs>
-          <w:tab w:val="right" w:pos="9354" w:leader="dot"/>
-        </w:tabs>
-        <w:spacing w:after="0" w:before="0" w:line="360" w:lineRule="auto"/>
-        <w:ind w:firstLine="0"/>
-        <w:jc w:val="left"/>
-      </w:pPr>
-      <w:r>
-        <w:rPr>
-          <w:rFonts w:ascii="Times New Roman" w:cs="Times New Roman" w:eastAsia="Times New Roman" w:hAnsi="Times New Roman"/>
-          <w:sz w:val="28"/>
-          <w:szCs w:val="28"/>
-        </w:rPr>
-        <w:t xml:space="preserve">    2.4 Пайплайн генерації завдань через ШІ</w:t>
-      </w:r>
-      <w:r>
-        <w:rPr>
-          <w:rFonts w:ascii="Times New Roman" w:cs="Times New Roman" w:eastAsia="Times New Roman" w:hAnsi="Times New Roman"/>
-          <w:sz w:val="28"/>
-          <w:szCs w:val="28"/>
-        </w:rPr>
-        <w:t xml:space="preserve">	19</w:t>
-      </w:r>
-    </w:p>
-    <w:p>
-      <w:pPr>
-        <w:tabs>
-          <w:tab w:val="right" w:pos="9354" w:leader="dot"/>
-        </w:tabs>
-        <w:spacing w:after="0" w:before="0" w:line="360" w:lineRule="auto"/>
-        <w:ind w:firstLine="0"/>
-        <w:jc w:val="left"/>
-      </w:pPr>
-      <w:r>
-        <w:rPr>
-          <w:rFonts w:ascii="Times New Roman" w:cs="Times New Roman" w:eastAsia="Times New Roman" w:hAnsi="Times New Roman"/>
-          <w:sz w:val="28"/>
-          <w:szCs w:val="28"/>
-        </w:rPr>
-        <w:t xml:space="preserve">    2.5 Система гейміфікації</w:t>
-      </w:r>
-      <w:r>
-        <w:rPr>
-          <w:rFonts w:ascii="Times New Roman" w:cs="Times New Roman" w:eastAsia="Times New Roman" w:hAnsi="Times New Roman"/>
-          <w:sz w:val="28"/>
-          <w:szCs w:val="28"/>
-        </w:rPr>
-        <w:t xml:space="preserve">	20</w:t>
-      </w:r>
-    </w:p>
-    <w:p>
-      <w:pPr>
-        <w:tabs>
-          <w:tab w:val="right" w:pos="9354" w:leader="dot"/>
-        </w:tabs>
-        <w:spacing w:after="0" w:before="0" w:line="360" w:lineRule="auto"/>
-        <w:ind w:firstLine="0"/>
-        <w:jc w:val="left"/>
-      </w:pPr>
-      <w:r>
-        <w:rPr>
-          <w:rFonts w:ascii="Times New Roman" w:cs="Times New Roman" w:eastAsia="Times New Roman" w:hAnsi="Times New Roman"/>
-          <w:sz w:val="28"/>
-          <w:szCs w:val="28"/>
-        </w:rPr>
-        <w:t xml:space="preserve">    2.6 Архітектура Angular-фронтенду</w:t>
-      </w:r>
-      <w:r>
-        <w:rPr>
-          <w:rFonts w:ascii="Times New Roman" w:cs="Times New Roman" w:eastAsia="Times New Roman" w:hAnsi="Times New Roman"/>
-          <w:sz w:val="28"/>
-          <w:szCs w:val="28"/>
-        </w:rPr>
-        <w:t xml:space="preserve">	21</w:t>
-      </w:r>
-    </w:p>
-    <w:p>
-      <w:pPr>
-        <w:tabs>
-          <w:tab w:val="right" w:pos="9354" w:leader="dot"/>
-        </w:tabs>
-        <w:spacing w:after="0" w:before="0" w:line="360" w:lineRule="auto"/>
-        <w:ind w:firstLine="0"/>
-        <w:jc w:val="left"/>
-      </w:pPr>
-      <w:r>
-        <w:rPr>
-          <w:rFonts w:ascii="Times New Roman" w:cs="Times New Roman" w:eastAsia="Times New Roman" w:hAnsi="Times New Roman"/>
-          <w:sz w:val="28"/>
-          <w:szCs w:val="28"/>
-        </w:rPr>
-        <w:t xml:space="preserve">    2.7 Безпека та автентифікація</w:t>
-      </w:r>
-      <w:r>
-        <w:rPr>
-          <w:rFonts w:ascii="Times New Roman" w:cs="Times New Roman" w:eastAsia="Times New Roman" w:hAnsi="Times New Roman"/>
-          <w:sz w:val="28"/>
-          <w:szCs w:val="28"/>
-        </w:rPr>
-        <w:t xml:space="preserve">	22</w:t>
-      </w:r>
-    </w:p>
-    <w:p>
-      <w:pPr>
-        <w:tabs>
-          <w:tab w:val="right" w:pos="9354" w:leader="dot"/>
-        </w:tabs>
-        <w:spacing w:after="0" w:before="0" w:line="360" w:lineRule="auto"/>
-        <w:ind w:firstLine="0"/>
-        <w:jc w:val="left"/>
-      </w:pPr>
-      <w:r>
-        <w:rPr>
-          <w:rFonts w:ascii="Times New Roman" w:cs="Times New Roman" w:eastAsia="Times New Roman" w:hAnsi="Times New Roman"/>
-          <w:sz w:val="28"/>
-          <w:szCs w:val="28"/>
-        </w:rPr>
-        <w:t xml:space="preserve">    Висновки до розділу 2</w:t>
-      </w:r>
-      <w:r>
-        <w:rPr>
-          <w:rFonts w:ascii="Times New Roman" w:cs="Times New Roman" w:eastAsia="Times New Roman" w:hAnsi="Times New Roman"/>
-          <w:sz w:val="28"/>
-          <w:szCs w:val="28"/>
-        </w:rPr>
-        <w:t xml:space="preserve">	22</w:t>
-      </w:r>
-    </w:p>
-    <w:p>
-      <w:pPr>
-        <w:tabs>
-          <w:tab w:val="right" w:pos="9354" w:leader="dot"/>
-        </w:tabs>
-        <w:spacing w:after="0" w:before="0" w:line="360" w:lineRule="auto"/>
-        <w:ind w:firstLine="0"/>
-        <w:jc w:val="left"/>
-      </w:pPr>
-      <w:r>
-        <w:rPr>
-          <w:rFonts w:ascii="Times New Roman" w:cs="Times New Roman" w:eastAsia="Times New Roman" w:hAnsi="Times New Roman"/>
-          <w:sz w:val="28"/>
-          <w:szCs w:val="28"/>
-        </w:rPr>
-        <w:t xml:space="preserve">РОЗДІЛ 3. РЕАЛІЗАЦІЯ ТА ТЕСТУВАННЯ</w:t>
-      </w:r>
-      <w:r>
-        <w:rPr>
-          <w:rFonts w:ascii="Times New Roman" w:cs="Times New Roman" w:eastAsia="Times New Roman" w:hAnsi="Times New Roman"/>
-          <w:sz w:val="28"/>
-          <w:szCs w:val="28"/>
-        </w:rPr>
-        <w:t xml:space="preserve">	23</w:t>
-      </w:r>
-    </w:p>
-    <w:p>
-      <w:pPr>
-        <w:tabs>
-          <w:tab w:val="right" w:pos="9354" w:leader="dot"/>
-        </w:tabs>
-        <w:spacing w:after="0" w:before="0" w:line="360" w:lineRule="auto"/>
-        <w:ind w:firstLine="0"/>
-        <w:jc w:val="left"/>
-      </w:pPr>
-      <w:r>
-        <w:rPr>
-          <w:rFonts w:ascii="Times New Roman" w:cs="Times New Roman" w:eastAsia="Times New Roman" w:hAnsi="Times New Roman"/>
-          <w:sz w:val="28"/>
-          <w:szCs w:val="28"/>
-        </w:rPr>
-        <w:t xml:space="preserve">    3.1 Опис інтерфейсу платформи</w:t>
-      </w:r>
-      <w:r>
-        <w:rPr>
-          <w:rFonts w:ascii="Times New Roman" w:cs="Times New Roman" w:eastAsia="Times New Roman" w:hAnsi="Times New Roman"/>
-          <w:sz w:val="28"/>
-          <w:szCs w:val="28"/>
-        </w:rPr>
-        <w:t xml:space="preserve">	23</w:t>
-      </w:r>
-    </w:p>
-    <w:p>
-      <w:pPr>
-        <w:tabs>
-          <w:tab w:val="right" w:pos="9354" w:leader="dot"/>
-        </w:tabs>
-        <w:spacing w:after="0" w:before="0" w:line="360" w:lineRule="auto"/>
-        <w:ind w:firstLine="0"/>
-        <w:jc w:val="left"/>
-      </w:pPr>
-      <w:r>
-        <w:rPr>
-          <w:rFonts w:ascii="Times New Roman" w:cs="Times New Roman" w:eastAsia="Times New Roman" w:hAnsi="Times New Roman"/>
-          <w:sz w:val="28"/>
-          <w:szCs w:val="28"/>
-        </w:rPr>
-        <w:t xml:space="preserve">    3.2 Інсталяція та налаштування</w:t>
-      </w:r>
-      <w:r>
-        <w:rPr>
-          <w:rFonts w:ascii="Times New Roman" w:cs="Times New Roman" w:eastAsia="Times New Roman" w:hAnsi="Times New Roman"/>
-          <w:sz w:val="28"/>
-          <w:szCs w:val="28"/>
-        </w:rPr>
-        <w:t xml:space="preserve">	25</w:t>
-      </w:r>
-    </w:p>
-    <w:p>
-      <w:pPr>
-        <w:tabs>
-          <w:tab w:val="right" w:pos="9354" w:leader="dot"/>
-        </w:tabs>
-        <w:spacing w:after="0" w:before="0" w:line="360" w:lineRule="auto"/>
-        <w:ind w:firstLine="0"/>
-        <w:jc w:val="left"/>
-      </w:pPr>
-      <w:r>
-        <w:rPr>
-          <w:rFonts w:ascii="Times New Roman" w:cs="Times New Roman" w:eastAsia="Times New Roman" w:hAnsi="Times New Roman"/>
-          <w:sz w:val="28"/>
-          <w:szCs w:val="28"/>
-        </w:rPr>
-        <w:t xml:space="preserve">    3.3 Керівництво користувача</w:t>
-      </w:r>
-      <w:r>
-        <w:rPr>
-          <w:rFonts w:ascii="Times New Roman" w:cs="Times New Roman" w:eastAsia="Times New Roman" w:hAnsi="Times New Roman"/>
-          <w:sz w:val="28"/>
-          <w:szCs w:val="28"/>
-        </w:rPr>
-        <w:t xml:space="preserve">	26</w:t>
-      </w:r>
-    </w:p>
-    <w:p>
-      <w:pPr>
-        <w:tabs>
-          <w:tab w:val="right" w:pos="9354" w:leader="dot"/>
-        </w:tabs>
-        <w:spacing w:after="0" w:before="0" w:line="360" w:lineRule="auto"/>
-        <w:ind w:firstLine="0"/>
-        <w:jc w:val="left"/>
-      </w:pPr>
-      <w:r>
-        <w:rPr>
-          <w:rFonts w:ascii="Times New Roman" w:cs="Times New Roman" w:eastAsia="Times New Roman" w:hAnsi="Times New Roman"/>
-          <w:sz w:val="28"/>
-          <w:szCs w:val="28"/>
-        </w:rPr>
-        <w:t xml:space="preserve">    3.4 Тестовий приклад</w:t>
-      </w:r>
-      <w:r>
-        <w:rPr>
-          <w:rFonts w:ascii="Times New Roman" w:cs="Times New Roman" w:eastAsia="Times New Roman" w:hAnsi="Times New Roman"/>
-          <w:sz w:val="28"/>
-          <w:szCs w:val="28"/>
-        </w:rPr>
-        <w:t xml:space="preserve">	27</w:t>
-      </w:r>
-    </w:p>
-    <w:p>
-      <w:pPr>
-        <w:tabs>
-          <w:tab w:val="right" w:pos="9354" w:leader="dot"/>
-        </w:tabs>
-        <w:spacing w:after="0" w:before="0" w:line="360" w:lineRule="auto"/>
-        <w:ind w:firstLine="0"/>
-        <w:jc w:val="left"/>
-      </w:pPr>
-      <w:r>
-        <w:rPr>
-          <w:rFonts w:ascii="Times New Roman" w:cs="Times New Roman" w:eastAsia="Times New Roman" w:hAnsi="Times New Roman"/>
-          <w:sz w:val="28"/>
-          <w:szCs w:val="28"/>
-        </w:rPr>
-        <w:t xml:space="preserve">    3.5 Аналіз результатів</w:t>
-      </w:r>
-      <w:r>
-        <w:rPr>
-          <w:rFonts w:ascii="Times New Roman" w:cs="Times New Roman" w:eastAsia="Times New Roman" w:hAnsi="Times New Roman"/>
-          <w:sz w:val="28"/>
-          <w:szCs w:val="28"/>
-        </w:rPr>
-        <w:t xml:space="preserve">	28</w:t>
-      </w:r>
-    </w:p>
-    <w:p>
-      <w:pPr>
-        <w:tabs>
-          <w:tab w:val="right" w:pos="9354" w:leader="dot"/>
-        </w:tabs>
-        <w:spacing w:after="0" w:before="0" w:line="360" w:lineRule="auto"/>
-        <w:ind w:firstLine="0"/>
-        <w:jc w:val="left"/>
-      </w:pPr>
-      <w:r>
-        <w:rPr>
-          <w:rFonts w:ascii="Times New Roman" w:cs="Times New Roman" w:eastAsia="Times New Roman" w:hAnsi="Times New Roman"/>
-          <w:sz w:val="28"/>
-          <w:szCs w:val="28"/>
-        </w:rPr>
-        <w:t xml:space="preserve">    Висновки до розділу 3</w:t>
-      </w:r>
-      <w:r>
-        <w:rPr>
-          <w:rFonts w:ascii="Times New Roman" w:cs="Times New Roman" w:eastAsia="Times New Roman" w:hAnsi="Times New Roman"/>
-          <w:sz w:val="28"/>
-          <w:szCs w:val="28"/>
-        </w:rPr>
-        <w:t xml:space="preserve">	29</w:t>
-      </w:r>
-    </w:p>
-    <w:p>
-      <w:pPr>
-        <w:tabs>
-          <w:tab w:val="right" w:pos="9354" w:leader="dot"/>
-        </w:tabs>
-        <w:spacing w:after="0" w:before="0" w:line="360" w:lineRule="auto"/>
-        <w:ind w:firstLine="0"/>
-        <w:jc w:val="left"/>
-      </w:pPr>
-      <w:r>
-        <w:rPr>
-          <w:rFonts w:ascii="Times New Roman" w:cs="Times New Roman" w:eastAsia="Times New Roman" w:hAnsi="Times New Roman"/>
-          <w:sz w:val="28"/>
-          <w:szCs w:val="28"/>
-        </w:rPr>
-        <w:t xml:space="preserve">ЗАГАЛЬНІ ВИСНОВКИ</w:t>
-      </w:r>
-      <w:r>
-        <w:rPr>
-          <w:rFonts w:ascii="Times New Roman" w:cs="Times New Roman" w:eastAsia="Times New Roman" w:hAnsi="Times New Roman"/>
-          <w:sz w:val="28"/>
-          <w:szCs w:val="28"/>
-        </w:rPr>
-        <w:t xml:space="preserve">	30</w:t>
-      </w:r>
-    </w:p>
-    <w:p>
-      <w:pPr>
-        <w:tabs>
-          <w:tab w:val="right" w:pos="9354" w:leader="dot"/>
-        </w:tabs>
-        <w:spacing w:after="0" w:before="0" w:line="360" w:lineRule="auto"/>
-        <w:ind w:firstLine="0"/>
-        <w:jc w:val="left"/>
-      </w:pPr>
-      <w:r>
-        <w:rPr>
-          <w:rFonts w:ascii="Times New Roman" w:cs="Times New Roman" w:eastAsia="Times New Roman" w:hAnsi="Times New Roman"/>
-          <w:sz w:val="28"/>
-          <w:szCs w:val="28"/>
-        </w:rPr>
-        <w:t xml:space="preserve">СПИСОК ВИКОРИСТАНИХ ДЖЕРЕЛ</w:t>
-      </w:r>
-      <w:r>
-        <w:rPr>
-          <w:rFonts w:ascii="Times New Roman" w:cs="Times New Roman" w:eastAsia="Times New Roman" w:hAnsi="Times New Roman"/>
-          <w:sz w:val="28"/>
-          <w:szCs w:val="28"/>
-        </w:rPr>
-        <w:t xml:space="preserve">	32</w:t>
-      </w:r>
-    </w:p>
-    <w:p>
-      <w:pPr>
-        <w:tabs>
-          <w:tab w:val="right" w:pos="9354" w:leader="dot"/>
-        </w:tabs>
-        <w:spacing w:after="0" w:before="0" w:line="360" w:lineRule="auto"/>
-        <w:ind w:firstLine="0"/>
-        <w:jc w:val="left"/>
-      </w:pPr>
-      <w:r>
-        <w:rPr>
-          <w:rFonts w:ascii="Times New Roman" w:cs="Times New Roman" w:eastAsia="Times New Roman" w:hAnsi="Times New Roman"/>
-          <w:sz w:val="28"/>
-          <w:szCs w:val="28"/>
-        </w:rPr>
-        <w:t xml:space="preserve">ДОДАТКИ</w:t>
-      </w:r>
-      <w:r>
-        <w:rPr>
-          <w:rFonts w:ascii="Times New Roman" w:cs="Times New Roman" w:eastAsia="Times New Roman" w:hAnsi="Times New Roman"/>
-          <w:sz w:val="28"/>
-          <w:szCs w:val="28"/>
-        </w:rPr>
-        <w:t xml:space="preserve">	36</w:t>
       </w:r>
     </w:p>
     <w:p>
@@ -24210,10 +24846,12 @@
       </w:r>
     </w:p>
     <w:sectPr>
-      <w:footerReference w:type="default" r:id="rId7"/>
+      <w:headerReference w:type="default" r:id="rId7"/>
+      <w:headerReference w:type="first" r:id="rId8"/>
       <w:pgSz w:w="11906" w:h="16838" w:orient="portrait"/>
       <w:pgMar w:top="1134" w:right="851" w:bottom="1134" w:left="1701" w:header="708" w:footer="708" w:gutter="0"/>
       <w:pgNumType/>
+      <w:titlePg/>
       <w:docGrid w:linePitch="360"/>
     </w:sectPr>
   </w:body>
@@ -24261,17 +24899,55 @@
 </w:endnotes>
 </file>
 
-<file path=word/footer1.xml><?xml version="1.0" encoding="utf-8"?>
-<w:ftr xmlns:wpc="http://schemas.microsoft.com/office/word/2010/wordprocessingCanvas" xmlns:mc="http://schemas.openxmlformats.org/markup-compatibility/2006" xmlns:o="urn:schemas-microsoft-com:office:office" xmlns:r="http://schemas.openxmlformats.org/officeDocument/2006/relationships" xmlns:m="http://schemas.openxmlformats.org/officeDocument/2006/math" xmlns:v="urn:schemas-microsoft-com:vml" xmlns:wp14="http://schemas.microsoft.com/office/word/2010/wordprocessingDrawing" xmlns:wp="http://schemas.openxmlformats.org/drawingml/2006/wordprocessingDrawing" xmlns:w10="urn:schemas-microsoft-com:office:word" xmlns:w="http://schemas.openxmlformats.org/wordprocessingml/2006/main" xmlns:w14="http://schemas.microsoft.com/office/word/2010/wordml" xmlns:w15="http://schemas.microsoft.com/office/word/2012/wordml" xmlns:wpg="http://schemas.microsoft.com/office/word/2010/wordprocessingGroup" xmlns:wpi="http://schemas.microsoft.com/office/word/2010/wordprocessingInk" xmlns:wne="http://schemas.microsoft.com/office/word/2006/wordml" xmlns:wps="http://schemas.microsoft.com/office/word/2010/wordprocessingShape">
+<file path=word/footnotes.xml><?xml version="1.0" encoding="utf-8"?>
+<w:footnotes xmlns:wpc="http://schemas.microsoft.com/office/word/2010/wordprocessingCanvas" xmlns:mc="http://schemas.openxmlformats.org/markup-compatibility/2006" xmlns:o="urn:schemas-microsoft-com:office:office" xmlns:r="http://schemas.openxmlformats.org/officeDocument/2006/relationships" xmlns:m="http://schemas.openxmlformats.org/officeDocument/2006/math" xmlns:v="urn:schemas-microsoft-com:vml" xmlns:wp14="http://schemas.microsoft.com/office/word/2010/wordprocessingDrawing" xmlns:wp="http://schemas.openxmlformats.org/drawingml/2006/wordprocessingDrawing" xmlns:w10="urn:schemas-microsoft-com:office:word" xmlns:w="http://schemas.openxmlformats.org/wordprocessingml/2006/main" xmlns:w14="http://schemas.microsoft.com/office/word/2010/wordml" xmlns:w15="http://schemas.microsoft.com/office/word/2012/wordml" xmlns:wpg="http://schemas.microsoft.com/office/word/2010/wordprocessingGroup" xmlns:wpi="http://schemas.microsoft.com/office/word/2010/wordprocessingInk" xmlns:wne="http://schemas.microsoft.com/office/word/2006/wordml" xmlns:wps="http://schemas.microsoft.com/office/word/2010/wordprocessingShape" mc:Ignorable="w14 w15 wp14">
+  <w:footnote w:type="separator" w:id="-1">
+    <w:p>
+      <w:pPr>
+        <w:spacing w:after="0" w:line="240" w:lineRule="auto"/>
+      </w:pPr>
+      <w:r>
+        <w:rPr>
+          <w:rStyle w:val="FootnoteReference"/>
+        </w:rPr>
+        <w:footnoteRef/>
+      </w:r>
+      <w:r>
+        <w:separator/>
+      </w:r>
+    </w:p>
+  </w:footnote>
+  <w:footnote w:type="continuationSeparator" w:id="0">
+    <w:p>
+      <w:pPr>
+        <w:spacing w:after="0" w:line="240" w:lineRule="auto"/>
+      </w:pPr>
+      <w:r>
+        <w:rPr>
+          <w:rStyle w:val="FootnoteReference"/>
+        </w:rPr>
+        <w:footnoteRef/>
+      </w:r>
+      <w:r>
+        <w:continuationSeparator/>
+      </w:r>
+    </w:p>
+  </w:footnote>
+</w:footnotes>
+</file>
+
+<file path=word/header1.xml><?xml version="1.0" encoding="utf-8"?>
+<w:hdr xmlns:wpc="http://schemas.microsoft.com/office/word/2010/wordprocessingCanvas" xmlns:mc="http://schemas.openxmlformats.org/markup-compatibility/2006" xmlns:o="urn:schemas-microsoft-com:office:office" xmlns:r="http://schemas.openxmlformats.org/officeDocument/2006/relationships" xmlns:m="http://schemas.openxmlformats.org/officeDocument/2006/math" xmlns:v="urn:schemas-microsoft-com:vml" xmlns:wp14="http://schemas.microsoft.com/office/word/2010/wordprocessingDrawing" xmlns:wp="http://schemas.openxmlformats.org/drawingml/2006/wordprocessingDrawing" xmlns:w10="urn:schemas-microsoft-com:office:word" xmlns:w="http://schemas.openxmlformats.org/wordprocessingml/2006/main" xmlns:w14="http://schemas.microsoft.com/office/word/2010/wordml" xmlns:w15="http://schemas.microsoft.com/office/word/2012/wordml" xmlns:wpg="http://schemas.microsoft.com/office/word/2010/wordprocessingGroup" xmlns:wpi="http://schemas.microsoft.com/office/word/2010/wordprocessingInk" xmlns:wne="http://schemas.microsoft.com/office/word/2006/wordml" xmlns:wps="http://schemas.microsoft.com/office/word/2010/wordprocessingShape" xmlns:cx="http://schemas.microsoft.com/office/drawing/2014/chartex" xmlns:cx1="http://schemas.microsoft.com/office/drawing/2015/9/8/chartex" xmlns:cx2="http://schemas.microsoft.com/office/drawing/2015/10/21/chartex" xmlns:cx3="http://schemas.microsoft.com/office/drawing/2016/5/9/chartex" xmlns:cx4="http://schemas.microsoft.com/office/drawing/2016/5/10/chartex" xmlns:cx5="http://schemas.microsoft.com/office/drawing/2016/5/11/chartex" xmlns:cx6="http://schemas.microsoft.com/office/drawing/2016/5/12/chartex" xmlns:cx7="http://schemas.microsoft.com/office/drawing/2016/5/13/chartex" xmlns:cx8="http://schemas.microsoft.com/office/drawing/2016/5/14/chartex" xmlns:w16cid="http://schemas.microsoft.com/office/word/2016/wordml/cid" xmlns:w16se="http://schemas.microsoft.com/office/word/2015/wordml/symex">
   <w:p>
     <w:pPr>
-      <w:jc w:val="center"/>
+      <w:spacing w:after="0"/>
+      <w:jc w:val="right"/>
     </w:pPr>
     <w:r>
       <w:rPr>
         <w:rFonts w:ascii="Times New Roman" w:cs="Times New Roman" w:eastAsia="Times New Roman" w:hAnsi="Times New Roman"/>
-        <w:sz w:val="24"/>
-        <w:szCs w:val="24"/>
+        <w:sz w:val="28"/>
+        <w:szCs w:val="28"/>
       </w:rPr>
       <w:fldChar w:fldCharType="begin"/>
       <w:instrText xml:space="preserve">PAGE</w:instrText>
@@ -24279,44 +24955,13 @@
       <w:fldChar w:fldCharType="end"/>
     </w:r>
   </w:p>
-</w:ftr>
+</w:hdr>
 </file>
 
-<file path=word/footnotes.xml><?xml version="1.0" encoding="utf-8"?>
-<w:footnotes xmlns:wpc="http://schemas.microsoft.com/office/word/2010/wordprocessingCanvas" xmlns:mc="http://schemas.openxmlformats.org/markup-compatibility/2006" xmlns:o="urn:schemas-microsoft-com:office:office" xmlns:r="http://schemas.openxmlformats.org/officeDocument/2006/relationships" xmlns:m="http://schemas.openxmlformats.org/officeDocument/2006/math" xmlns:v="urn:schemas-microsoft-com:vml" xmlns:wp14="http://schemas.microsoft.com/office/word/2010/wordprocessingDrawing" xmlns:wp="http://schemas.openxmlformats.org/drawingml/2006/wordprocessingDrawing" xmlns:w10="urn:schemas-microsoft-com:office:word" xmlns:w="http://schemas.openxmlformats.org/wordprocessingml/2006/main" xmlns:w14="http://schemas.microsoft.com/office/word/2010/wordml" xmlns:w15="http://schemas.microsoft.com/office/word/2012/wordml" xmlns:wpg="http://schemas.microsoft.com/office/word/2010/wordprocessingGroup" xmlns:wpi="http://schemas.microsoft.com/office/word/2010/wordprocessingInk" xmlns:wne="http://schemas.microsoft.com/office/word/2006/wordml" xmlns:wps="http://schemas.microsoft.com/office/word/2010/wordprocessingShape" mc:Ignorable="w14 w15 wp14">
-  <w:footnote w:type="separator" w:id="-1">
-    <w:p>
-      <w:pPr>
-        <w:spacing w:after="0" w:line="240" w:lineRule="auto"/>
-      </w:pPr>
-      <w:r>
-        <w:rPr>
-          <w:rStyle w:val="FootnoteReference"/>
-        </w:rPr>
-        <w:footnoteRef/>
-      </w:r>
-      <w:r>
-        <w:separator/>
-      </w:r>
-    </w:p>
-  </w:footnote>
-  <w:footnote w:type="continuationSeparator" w:id="0">
-    <w:p>
-      <w:pPr>
-        <w:spacing w:after="0" w:line="240" w:lineRule="auto"/>
-      </w:pPr>
-      <w:r>
-        <w:rPr>
-          <w:rStyle w:val="FootnoteReference"/>
-        </w:rPr>
-        <w:footnoteRef/>
-      </w:r>
-      <w:r>
-        <w:continuationSeparator/>
-      </w:r>
-    </w:p>
-  </w:footnote>
-</w:footnotes>
+<file path=word/header2.xml><?xml version="1.0" encoding="utf-8"?>
+<w:hdr xmlns:wpc="http://schemas.microsoft.com/office/word/2010/wordprocessingCanvas" xmlns:mc="http://schemas.openxmlformats.org/markup-compatibility/2006" xmlns:o="urn:schemas-microsoft-com:office:office" xmlns:r="http://schemas.openxmlformats.org/officeDocument/2006/relationships" xmlns:m="http://schemas.openxmlformats.org/officeDocument/2006/math" xmlns:v="urn:schemas-microsoft-com:vml" xmlns:wp14="http://schemas.microsoft.com/office/word/2010/wordprocessingDrawing" xmlns:wp="http://schemas.openxmlformats.org/drawingml/2006/wordprocessingDrawing" xmlns:w10="urn:schemas-microsoft-com:office:word" xmlns:w="http://schemas.openxmlformats.org/wordprocessingml/2006/main" xmlns:w14="http://schemas.microsoft.com/office/word/2010/wordml" xmlns:w15="http://schemas.microsoft.com/office/word/2012/wordml" xmlns:wpg="http://schemas.microsoft.com/office/word/2010/wordprocessingGroup" xmlns:wpi="http://schemas.microsoft.com/office/word/2010/wordprocessingInk" xmlns:wne="http://schemas.microsoft.com/office/word/2006/wordml" xmlns:wps="http://schemas.microsoft.com/office/word/2010/wordprocessingShape" xmlns:cx="http://schemas.microsoft.com/office/drawing/2014/chartex" xmlns:cx1="http://schemas.microsoft.com/office/drawing/2015/9/8/chartex" xmlns:cx2="http://schemas.microsoft.com/office/drawing/2015/10/21/chartex" xmlns:cx3="http://schemas.microsoft.com/office/drawing/2016/5/9/chartex" xmlns:cx4="http://schemas.microsoft.com/office/drawing/2016/5/10/chartex" xmlns:cx5="http://schemas.microsoft.com/office/drawing/2016/5/11/chartex" xmlns:cx6="http://schemas.microsoft.com/office/drawing/2016/5/12/chartex" xmlns:cx7="http://schemas.microsoft.com/office/drawing/2016/5/13/chartex" xmlns:cx8="http://schemas.microsoft.com/office/drawing/2016/5/14/chartex" xmlns:w16cid="http://schemas.microsoft.com/office/word/2016/wordml/cid" xmlns:w16se="http://schemas.microsoft.com/office/word/2015/wordml/symex">
+  <w:p/>
+</w:hdr>
 </file>
 
 <file path=word/numbering.xml><?xml version="1.0" encoding="utf-8"?>
